--- a/Modelos_documentos/control_pagos_primera.docx
+++ b/Modelos_documentos/control_pagos_primera.docx
@@ -540,8 +540,6 @@
               </w:rPr>
               <w:t>Total_Primera</w:t>
             </w:r>
-            <w:bookmarkStart w:id="0" w:name="_GoBack"/>
-            <w:bookmarkEnd w:id="0"/>
           </w:p>
         </w:tc>
         <w:tc>
@@ -764,80 +762,112 @@
     </w:p>
     <w:p>
       <w:pPr>
-        <w:widowControl w:val="0"/>
-        <w:autoSpaceDE w:val="0"/>
-        <w:autoSpaceDN w:val="0"/>
-        <w:spacing w:after="0" w:line="240" w:lineRule="auto"/>
+        <w:spacing w:after="0" w:line="276" w:lineRule="auto"/>
+        <w:ind w:right="-2"/>
         <w:jc w:val="center"/>
         <w:rPr>
-          <w:rFonts w:ascii="Garamond" w:eastAsia="Arial MT" w:hAnsi="Garamond" w:cs="Arial"/>
+          <w:rFonts w:ascii="Garamond" w:hAnsi="Garamond"/>
           <w:b/>
-          <w:bCs/>
-          <w:sz w:val="24"/>
-          <w:szCs w:val="24"/>
-          <w:lang w:val="es-ES"/>
-        </w:rPr>
-      </w:pPr>
-      <w:r>
-        <w:rPr>
-          <w:rFonts w:ascii="Garamond" w:eastAsia="Arial MT" w:hAnsi="Garamond" w:cs="Arial"/>
+          <w:sz w:val="24"/>
+        </w:rPr>
+      </w:pPr>
+      <w:r>
+        <w:rPr>
+          <w:rFonts w:ascii="Garamond" w:hAnsi="Garamond"/>
           <w:b/>
-          <w:bCs/>
-          <w:sz w:val="24"/>
-          <w:szCs w:val="24"/>
-          <w:lang w:val="es-ES"/>
-        </w:rPr>
-        <w:t>Mg. Jacobo Virgilio Alva Mendo</w:t>
-      </w:r>
-    </w:p>
-    <w:p>
-      <w:pPr>
-        <w:widowControl w:val="0"/>
-        <w:autoSpaceDE w:val="0"/>
-        <w:autoSpaceDN w:val="0"/>
-        <w:spacing w:after="0" w:line="240" w:lineRule="auto"/>
+          <w:sz w:val="24"/>
+        </w:rPr>
+        <w:t>Dr.</w:t>
+      </w:r>
+      <w:r>
+        <w:rPr>
+          <w:rFonts w:ascii="Garamond" w:hAnsi="Garamond"/>
+          <w:b/>
+          <w:spacing w:val="-14"/>
+          <w:sz w:val="24"/>
+        </w:rPr>
+        <w:t xml:space="preserve"> Marcel M</w:t>
+      </w:r>
+      <w:bookmarkStart w:id="0" w:name="_GoBack"/>
+      <w:bookmarkEnd w:id="0"/>
+      <w:r>
+        <w:rPr>
+          <w:rFonts w:ascii="Garamond" w:hAnsi="Garamond"/>
+          <w:b/>
+          <w:spacing w:val="-14"/>
+          <w:sz w:val="24"/>
+        </w:rPr>
+        <w:t xml:space="preserve">artín Velázquez Castro </w:t>
+      </w:r>
+    </w:p>
+    <w:p>
+      <w:pPr>
+        <w:spacing w:after="0"/>
+        <w:ind w:right="-2"/>
         <w:jc w:val="center"/>
         <w:rPr>
-          <w:rFonts w:ascii="Garamond" w:eastAsia="Arial MT" w:hAnsi="Garamond" w:cs="Arial"/>
-          <w:bCs/>
-          <w:sz w:val="24"/>
-          <w:szCs w:val="24"/>
-          <w:lang w:val="es-ES"/>
-        </w:rPr>
-      </w:pPr>
-      <w:r>
-        <w:rPr>
-          <w:rFonts w:ascii="Garamond" w:eastAsia="Arial MT" w:hAnsi="Garamond" w:cs="Arial"/>
-          <w:bCs/>
-          <w:sz w:val="24"/>
-          <w:szCs w:val="24"/>
-          <w:lang w:val="es-ES"/>
-        </w:rPr>
-        <w:t xml:space="preserve">Director de la Dirección de Gestión Institucional </w:t>
-      </w:r>
-    </w:p>
-    <w:p>
-      <w:pPr>
-        <w:widowControl w:val="0"/>
-        <w:autoSpaceDE w:val="0"/>
-        <w:autoSpaceDN w:val="0"/>
-        <w:spacing w:after="0" w:line="240" w:lineRule="auto"/>
+          <w:rFonts w:ascii="Garamond" w:hAnsi="Garamond"/>
+          <w:spacing w:val="-2"/>
+          <w:sz w:val="24"/>
+        </w:rPr>
+      </w:pPr>
+      <w:r>
+        <w:rPr>
+          <w:rFonts w:ascii="Garamond" w:hAnsi="Garamond"/>
+          <w:spacing w:val="-2"/>
+          <w:sz w:val="24"/>
+        </w:rPr>
+        <w:t>Director</w:t>
+      </w:r>
+      <w:r>
+        <w:rPr>
+          <w:rFonts w:ascii="Garamond" w:hAnsi="Garamond"/>
+          <w:spacing w:val="5"/>
+          <w:sz w:val="24"/>
+        </w:rPr>
+        <w:t xml:space="preserve"> (e) </w:t>
+      </w:r>
+      <w:r>
+        <w:rPr>
+          <w:rFonts w:ascii="Garamond" w:hAnsi="Garamond"/>
+          <w:spacing w:val="-2"/>
+          <w:sz w:val="24"/>
+        </w:rPr>
+        <w:t>de la Dirección de Gestión</w:t>
+      </w:r>
+      <w:r>
+        <w:rPr>
+          <w:rFonts w:ascii="Garamond" w:hAnsi="Garamond"/>
+          <w:spacing w:val="1"/>
+          <w:sz w:val="24"/>
+        </w:rPr>
+        <w:t xml:space="preserve"> </w:t>
+      </w:r>
+      <w:r>
+        <w:rPr>
+          <w:rFonts w:ascii="Garamond" w:hAnsi="Garamond"/>
+          <w:spacing w:val="-2"/>
+          <w:sz w:val="24"/>
+        </w:rPr>
+        <w:t>Institucional</w:t>
+      </w:r>
+    </w:p>
+    <w:p>
+      <w:pPr>
+        <w:spacing w:after="0"/>
+        <w:ind w:right="-2"/>
         <w:jc w:val="center"/>
         <w:rPr>
-          <w:rFonts w:ascii="Garamond" w:eastAsia="Arial MT" w:hAnsi="Garamond" w:cs="Arial"/>
-          <w:bCs/>
-          <w:sz w:val="24"/>
-          <w:szCs w:val="24"/>
-          <w:lang w:val="es-ES"/>
-        </w:rPr>
-      </w:pPr>
-      <w:r>
-        <w:rPr>
-          <w:rFonts w:ascii="Garamond" w:eastAsia="Arial MT" w:hAnsi="Garamond" w:cs="Arial"/>
-          <w:bCs/>
-          <w:sz w:val="24"/>
-          <w:szCs w:val="24"/>
-          <w:lang w:val="es-ES"/>
+          <w:rFonts w:ascii="Garamond" w:hAnsi="Garamond"/>
+          <w:spacing w:val="-2"/>
+          <w:sz w:val="24"/>
+        </w:rPr>
+      </w:pPr>
+      <w:r>
+        <w:rPr>
+          <w:rFonts w:ascii="Garamond" w:hAnsi="Garamond"/>
+          <w:spacing w:val="-2"/>
+          <w:sz w:val="24"/>
         </w:rPr>
         <w:t>Centro de Idiomas de la UNMSM</w:t>
       </w:r>

--- a/Modelos_documentos/control_pagos_primera.docx
+++ b/Modelos_documentos/control_pagos_primera.docx
@@ -81,7 +81,6 @@
         </w:rPr>
         <w:t xml:space="preserve">º </w:t>
       </w:r>
-      <w:proofErr w:type="spellStart"/>
       <w:r>
         <w:rPr>
           <w:rFonts w:ascii="Garamond" w:hAnsi="Garamond"/>
@@ -91,7 +90,6 @@
         </w:rPr>
         <w:t>Nro_Contrato</w:t>
       </w:r>
-      <w:proofErr w:type="spellEnd"/>
       <w:r>
         <w:rPr>
           <w:rFonts w:ascii="Garamond" w:hAnsi="Garamond"/>
@@ -179,7 +177,6 @@
         </w:rPr>
         <w:t xml:space="preserve">Servicio de dictado de clases virtuales y diseño de exámenes de </w:t>
       </w:r>
-      <w:proofErr w:type="spellStart"/>
       <w:r>
         <w:rPr>
           <w:rFonts w:ascii="Garamond" w:hAnsi="Garamond"/>
@@ -189,7 +186,6 @@
         </w:rPr>
         <w:t>Idioma_Docente</w:t>
       </w:r>
-      <w:proofErr w:type="spellEnd"/>
       <w:r>
         <w:rPr>
           <w:rFonts w:ascii="Garamond" w:hAnsi="Garamond"/>
@@ -430,7 +426,6 @@
                 <w:szCs w:val="24"/>
               </w:rPr>
             </w:pPr>
-            <w:proofErr w:type="spellStart"/>
             <w:r>
               <w:rPr>
                 <w:rFonts w:ascii="Garamond" w:hAnsi="Garamond"/>
@@ -439,7 +434,6 @@
               </w:rPr>
               <w:t>Nombre_Docente</w:t>
             </w:r>
-            <w:proofErr w:type="spellEnd"/>
           </w:p>
         </w:tc>
         <w:tc>
@@ -555,7 +549,6 @@
                 <w:szCs w:val="24"/>
               </w:rPr>
             </w:pPr>
-            <w:proofErr w:type="spellStart"/>
             <w:r>
               <w:rPr>
                 <w:rFonts w:ascii="Garamond" w:hAnsi="Garamond"/>
@@ -564,7 +557,6 @@
               </w:rPr>
               <w:t>Monto_Total</w:t>
             </w:r>
-            <w:proofErr w:type="spellEnd"/>
           </w:p>
         </w:tc>
       </w:tr>
@@ -677,7 +669,6 @@
                 <w:szCs w:val="24"/>
               </w:rPr>
             </w:pPr>
-            <w:proofErr w:type="spellStart"/>
             <w:r>
               <w:rPr>
                 <w:rFonts w:ascii="Garamond" w:hAnsi="Garamond"/>
@@ -686,7 +677,6 @@
               </w:rPr>
               <w:t>Saldo_Restante</w:t>
             </w:r>
-            <w:proofErr w:type="spellEnd"/>
           </w:p>
         </w:tc>
       </w:tr>
@@ -762,13 +752,14 @@
     </w:p>
     <w:p>
       <w:pPr>
-        <w:spacing w:after="0" w:line="276" w:lineRule="auto"/>
-        <w:ind w:right="-2"/>
+        <w:pStyle w:val="Textoindependiente"/>
+        <w:spacing w:line="276" w:lineRule="auto"/>
         <w:jc w:val="center"/>
         <w:rPr>
           <w:rFonts w:ascii="Garamond" w:hAnsi="Garamond"/>
           <w:b/>
           <w:sz w:val="24"/>
+          <w:szCs w:val="22"/>
         </w:rPr>
       </w:pPr>
       <w:r>
@@ -776,110 +767,61 @@
           <w:rFonts w:ascii="Garamond" w:hAnsi="Garamond"/>
           <w:b/>
           <w:sz w:val="24"/>
-        </w:rPr>
-        <w:t>Dr.</w:t>
-      </w:r>
-      <w:r>
-        <w:rPr>
-          <w:rFonts w:ascii="Garamond" w:hAnsi="Garamond"/>
-          <w:b/>
-          <w:spacing w:val="-14"/>
-          <w:sz w:val="24"/>
-        </w:rPr>
-        <w:t xml:space="preserve"> Marcel M</w:t>
-      </w:r>
+          <w:szCs w:val="22"/>
+        </w:rPr>
+        <w:t>Dr. Giullaume Oisel</w:t>
+      </w:r>
+    </w:p>
+    <w:p>
+      <w:pPr>
+        <w:pStyle w:val="Textoindependiente"/>
+        <w:spacing w:line="276" w:lineRule="auto"/>
+        <w:jc w:val="center"/>
+        <w:rPr>
+          <w:rFonts w:ascii="Garamond" w:hAnsi="Garamond"/>
+          <w:sz w:val="24"/>
+          <w:szCs w:val="22"/>
+        </w:rPr>
+      </w:pPr>
+      <w:r>
+        <w:rPr>
+          <w:rFonts w:ascii="Garamond" w:hAnsi="Garamond"/>
+          <w:sz w:val="24"/>
+          <w:szCs w:val="22"/>
+        </w:rPr>
+        <w:t>Director de la Dirección Académica</w:t>
+      </w:r>
+    </w:p>
+    <w:p>
+      <w:pPr>
+        <w:pStyle w:val="Textoindependiente"/>
+        <w:spacing w:line="276" w:lineRule="auto"/>
+        <w:jc w:val="center"/>
+        <w:rPr>
+          <w:rFonts w:ascii="Garamond" w:hAnsi="Garamond"/>
+          <w:sz w:val="24"/>
+          <w:szCs w:val="22"/>
+        </w:rPr>
+      </w:pPr>
+      <w:r>
+        <w:rPr>
+          <w:rFonts w:ascii="Garamond" w:hAnsi="Garamond"/>
+          <w:sz w:val="24"/>
+          <w:szCs w:val="22"/>
+        </w:rPr>
+        <w:t>Centro de Idiomas de la UNMSM</w:t>
+      </w:r>
+    </w:p>
+    <w:p>
+      <w:pPr>
+        <w:rPr>
+          <w:rFonts w:ascii="Garamond" w:hAnsi="Garamond"/>
+          <w:sz w:val="24"/>
+          <w:szCs w:val="24"/>
+        </w:rPr>
+      </w:pPr>
       <w:bookmarkStart w:id="0" w:name="_GoBack"/>
       <w:bookmarkEnd w:id="0"/>
-      <w:r>
-        <w:rPr>
-          <w:rFonts w:ascii="Garamond" w:hAnsi="Garamond"/>
-          <w:b/>
-          <w:spacing w:val="-14"/>
-          <w:sz w:val="24"/>
-        </w:rPr>
-        <w:t xml:space="preserve">artín Velázquez Castro </w:t>
-      </w:r>
-    </w:p>
-    <w:p>
-      <w:pPr>
-        <w:spacing w:after="0"/>
-        <w:ind w:right="-2"/>
-        <w:jc w:val="center"/>
-        <w:rPr>
-          <w:rFonts w:ascii="Garamond" w:hAnsi="Garamond"/>
-          <w:spacing w:val="-2"/>
-          <w:sz w:val="24"/>
-        </w:rPr>
-      </w:pPr>
-      <w:r>
-        <w:rPr>
-          <w:rFonts w:ascii="Garamond" w:hAnsi="Garamond"/>
-          <w:spacing w:val="-2"/>
-          <w:sz w:val="24"/>
-        </w:rPr>
-        <w:t>Director</w:t>
-      </w:r>
-      <w:r>
-        <w:rPr>
-          <w:rFonts w:ascii="Garamond" w:hAnsi="Garamond"/>
-          <w:spacing w:val="5"/>
-          <w:sz w:val="24"/>
-        </w:rPr>
-        <w:t xml:space="preserve"> (e) </w:t>
-      </w:r>
-      <w:r>
-        <w:rPr>
-          <w:rFonts w:ascii="Garamond" w:hAnsi="Garamond"/>
-          <w:spacing w:val="-2"/>
-          <w:sz w:val="24"/>
-        </w:rPr>
-        <w:t>de la Dirección de Gestión</w:t>
-      </w:r>
-      <w:r>
-        <w:rPr>
-          <w:rFonts w:ascii="Garamond" w:hAnsi="Garamond"/>
-          <w:spacing w:val="1"/>
-          <w:sz w:val="24"/>
-        </w:rPr>
-        <w:t xml:space="preserve"> </w:t>
-      </w:r>
-      <w:r>
-        <w:rPr>
-          <w:rFonts w:ascii="Garamond" w:hAnsi="Garamond"/>
-          <w:spacing w:val="-2"/>
-          <w:sz w:val="24"/>
-        </w:rPr>
-        <w:t>Institucional</w:t>
-      </w:r>
-    </w:p>
-    <w:p>
-      <w:pPr>
-        <w:spacing w:after="0"/>
-        <w:ind w:right="-2"/>
-        <w:jc w:val="center"/>
-        <w:rPr>
-          <w:rFonts w:ascii="Garamond" w:hAnsi="Garamond"/>
-          <w:spacing w:val="-2"/>
-          <w:sz w:val="24"/>
-        </w:rPr>
-      </w:pPr>
-      <w:r>
-        <w:rPr>
-          <w:rFonts w:ascii="Garamond" w:hAnsi="Garamond"/>
-          <w:spacing w:val="-2"/>
-          <w:sz w:val="24"/>
-        </w:rPr>
-        <w:t>Centro de Idiomas de la UNMSM</w:t>
-      </w:r>
-    </w:p>
-    <w:p>
-      <w:pPr>
-        <w:rPr>
-          <w:rFonts w:ascii="Garamond" w:hAnsi="Garamond"/>
-          <w:sz w:val="24"/>
-          <w:szCs w:val="24"/>
-        </w:rPr>
-      </w:pPr>
     </w:p>
     <w:sectPr>
       <w:headerReference w:type="default" r:id="rId6"/>
@@ -1101,7 +1043,7 @@
     <w:lsdException w:name="Closing" w:semiHidden="1" w:unhideWhenUsed="1"/>
     <w:lsdException w:name="Signature" w:semiHidden="1" w:unhideWhenUsed="1"/>
     <w:lsdException w:name="Default Paragraph Font" w:semiHidden="1" w:uiPriority="1" w:unhideWhenUsed="1"/>
-    <w:lsdException w:name="Body Text" w:semiHidden="1" w:unhideWhenUsed="1"/>
+    <w:lsdException w:name="Body Text" w:semiHidden="1" w:uiPriority="1" w:unhideWhenUsed="1" w:qFormat="1"/>
     <w:lsdException w:name="Body Text Indent" w:semiHidden="1" w:unhideWhenUsed="1"/>
     <w:lsdException w:name="List Continue" w:semiHidden="1" w:unhideWhenUsed="1"/>
     <w:lsdException w:name="List Continue 2" w:semiHidden="1" w:unhideWhenUsed="1"/>
@@ -1501,6 +1443,42 @@
       </w:tblBorders>
     </w:tblPr>
   </w:style>
+  <w:style w:type="paragraph" w:styleId="Textoindependiente">
+    <w:name w:val="Body Text"/>
+    <w:basedOn w:val="Normal"/>
+    <w:link w:val="TextoindependienteCar"/>
+    <w:uiPriority w:val="1"/>
+    <w:semiHidden/>
+    <w:unhideWhenUsed/>
+    <w:qFormat/>
+    <w:rsid w:val="00E750B2"/>
+    <w:pPr>
+      <w:widowControl w:val="0"/>
+      <w:autoSpaceDE w:val="0"/>
+      <w:autoSpaceDN w:val="0"/>
+      <w:spacing w:after="0" w:line="240" w:lineRule="auto"/>
+    </w:pPr>
+    <w:rPr>
+      <w:rFonts w:ascii="Arial MT" w:eastAsia="Arial MT" w:hAnsi="Arial MT" w:cs="Arial MT"/>
+      <w:sz w:val="20"/>
+      <w:szCs w:val="20"/>
+      <w:lang w:val="es-ES"/>
+    </w:rPr>
+  </w:style>
+  <w:style w:type="character" w:customStyle="1" w:styleId="TextoindependienteCar">
+    <w:name w:val="Texto independiente Car"/>
+    <w:basedOn w:val="Fuentedeprrafopredeter"/>
+    <w:link w:val="Textoindependiente"/>
+    <w:uiPriority w:val="1"/>
+    <w:semiHidden/>
+    <w:rsid w:val="00E750B2"/>
+    <w:rPr>
+      <w:rFonts w:ascii="Arial MT" w:eastAsia="Arial MT" w:hAnsi="Arial MT" w:cs="Arial MT"/>
+      <w:sz w:val="20"/>
+      <w:szCs w:val="20"/>
+      <w:lang w:val="es-ES"/>
+    </w:rPr>
+  </w:style>
 </w:styles>
 </file>
 

--- a/Modelos_documentos/control_pagos_primera.docx
+++ b/Modelos_documentos/control_pagos_primera.docx
@@ -81,6 +81,7 @@
         </w:rPr>
         <w:t xml:space="preserve">º </w:t>
       </w:r>
+      <w:proofErr w:type="spellStart"/>
       <w:r>
         <w:rPr>
           <w:rFonts w:ascii="Garamond" w:hAnsi="Garamond"/>
@@ -90,6 +91,7 @@
         </w:rPr>
         <w:t>Nro_Contrato</w:t>
       </w:r>
+      <w:proofErr w:type="spellEnd"/>
       <w:r>
         <w:rPr>
           <w:rFonts w:ascii="Garamond" w:hAnsi="Garamond"/>
@@ -177,6 +179,7 @@
         </w:rPr>
         <w:t xml:space="preserve">Servicio de dictado de clases virtuales y diseño de exámenes de </w:t>
       </w:r>
+      <w:proofErr w:type="spellStart"/>
       <w:r>
         <w:rPr>
           <w:rFonts w:ascii="Garamond" w:hAnsi="Garamond"/>
@@ -186,6 +189,7 @@
         </w:rPr>
         <w:t>Idioma_Docente</w:t>
       </w:r>
+      <w:proofErr w:type="spellEnd"/>
       <w:r>
         <w:rPr>
           <w:rFonts w:ascii="Garamond" w:hAnsi="Garamond"/>
@@ -426,6 +430,7 @@
                 <w:szCs w:val="24"/>
               </w:rPr>
             </w:pPr>
+            <w:proofErr w:type="spellStart"/>
             <w:r>
               <w:rPr>
                 <w:rFonts w:ascii="Garamond" w:hAnsi="Garamond"/>
@@ -434,6 +439,7 @@
               </w:rPr>
               <w:t>Nombre_Docente</w:t>
             </w:r>
+            <w:proofErr w:type="spellEnd"/>
           </w:p>
         </w:tc>
         <w:tc>
@@ -526,6 +532,7 @@
                 <w:szCs w:val="24"/>
               </w:rPr>
             </w:pPr>
+            <w:proofErr w:type="spellStart"/>
             <w:r>
               <w:rPr>
                 <w:rFonts w:ascii="Garamond" w:hAnsi="Garamond"/>
@@ -534,6 +541,7 @@
               </w:rPr>
               <w:t>Total_Primera</w:t>
             </w:r>
+            <w:proofErr w:type="spellEnd"/>
           </w:p>
         </w:tc>
         <w:tc>
@@ -549,6 +557,7 @@
                 <w:szCs w:val="24"/>
               </w:rPr>
             </w:pPr>
+            <w:proofErr w:type="spellStart"/>
             <w:r>
               <w:rPr>
                 <w:rFonts w:ascii="Garamond" w:hAnsi="Garamond"/>
@@ -557,6 +566,7 @@
               </w:rPr>
               <w:t>Monto_Total</w:t>
             </w:r>
+            <w:proofErr w:type="spellEnd"/>
           </w:p>
         </w:tc>
       </w:tr>
@@ -669,6 +679,7 @@
                 <w:szCs w:val="24"/>
               </w:rPr>
             </w:pPr>
+            <w:proofErr w:type="spellStart"/>
             <w:r>
               <w:rPr>
                 <w:rFonts w:ascii="Garamond" w:hAnsi="Garamond"/>
@@ -677,6 +688,7 @@
               </w:rPr>
               <w:t>Saldo_Restante</w:t>
             </w:r>
+            <w:proofErr w:type="spellEnd"/>
           </w:p>
         </w:tc>
       </w:tr>
@@ -769,8 +781,59 @@
           <w:sz w:val="24"/>
           <w:szCs w:val="22"/>
         </w:rPr>
-        <w:t>Dr. Giullaume Oisel</w:t>
-      </w:r>
+        <w:t xml:space="preserve">Dr. Guillaume </w:t>
+      </w:r>
+      <w:proofErr w:type="spellStart"/>
+      <w:r>
+        <w:rPr>
+          <w:rFonts w:ascii="Garamond" w:hAnsi="Garamond"/>
+          <w:b/>
+          <w:sz w:val="24"/>
+          <w:szCs w:val="22"/>
+        </w:rPr>
+        <w:t>Yannick</w:t>
+      </w:r>
+      <w:proofErr w:type="spellEnd"/>
+      <w:r>
+        <w:rPr>
+          <w:rFonts w:ascii="Garamond" w:hAnsi="Garamond"/>
+          <w:b/>
+          <w:sz w:val="24"/>
+          <w:szCs w:val="22"/>
+        </w:rPr>
+        <w:t xml:space="preserve"> </w:t>
+      </w:r>
+      <w:proofErr w:type="spellStart"/>
+      <w:r>
+        <w:rPr>
+          <w:rFonts w:ascii="Garamond" w:hAnsi="Garamond"/>
+          <w:b/>
+          <w:sz w:val="24"/>
+          <w:szCs w:val="22"/>
+        </w:rPr>
+        <w:t>Serge</w:t>
+      </w:r>
+      <w:proofErr w:type="spellEnd"/>
+      <w:r>
+        <w:rPr>
+          <w:rFonts w:ascii="Garamond" w:hAnsi="Garamond"/>
+          <w:b/>
+          <w:sz w:val="24"/>
+          <w:szCs w:val="22"/>
+        </w:rPr>
+        <w:t xml:space="preserve"> </w:t>
+      </w:r>
+      <w:proofErr w:type="spellStart"/>
+      <w:r>
+        <w:rPr>
+          <w:rFonts w:ascii="Garamond" w:hAnsi="Garamond"/>
+          <w:b/>
+          <w:sz w:val="24"/>
+          <w:szCs w:val="22"/>
+        </w:rPr>
+        <w:t>Oisel</w:t>
+      </w:r>
+      <w:proofErr w:type="spellEnd"/>
     </w:p>
     <w:p>
       <w:pPr>

--- a/Modelos_documentos/control_pagos_primera.docx
+++ b/Modelos_documentos/control_pagos_primera.docx
@@ -1,6 +1,6 @@
 
 <file path=word/document.xml><?xml version="1.0" encoding="utf-8"?>
-<w:document xmlns:wpc="http://schemas.microsoft.com/office/word/2010/wordprocessingCanvas" xmlns:cx="http://schemas.microsoft.com/office/drawing/2014/chartex" xmlns:mc="http://schemas.openxmlformats.org/markup-compatibility/2006" xmlns:o="urn:schemas-microsoft-com:office:office" xmlns:r="http://schemas.openxmlformats.org/officeDocument/2006/relationships" xmlns:m="http://schemas.openxmlformats.org/officeDocument/2006/math" xmlns:v="urn:schemas-microsoft-com:vml" xmlns:wp14="http://schemas.microsoft.com/office/word/2010/wordprocessingDrawing" xmlns:wp="http://schemas.openxmlformats.org/drawingml/2006/wordprocessingDrawing" xmlns:w10="urn:schemas-microsoft-com:office:word" xmlns:w="http://schemas.openxmlformats.org/wordprocessingml/2006/main" xmlns:w14="http://schemas.microsoft.com/office/word/2010/wordml" xmlns:w15="http://schemas.microsoft.com/office/word/2012/wordml" xmlns:w16se="http://schemas.microsoft.com/office/word/2015/wordml/symex" xmlns:wpg="http://schemas.microsoft.com/office/word/2010/wordprocessingGroup" xmlns:wpi="http://schemas.microsoft.com/office/word/2010/wordprocessingInk" xmlns:wne="http://schemas.microsoft.com/office/word/2006/wordml" xmlns:wps="http://schemas.microsoft.com/office/word/2010/wordprocessingShape" mc:Ignorable="w14 w15 w16se wp14">
+<w:document xmlns:wpc="http://schemas.microsoft.com/office/word/2010/wordprocessingCanvas" xmlns:cx="http://schemas.microsoft.com/office/drawing/2014/chartex" xmlns:cx1="http://schemas.microsoft.com/office/drawing/2015/9/8/chartex" xmlns:cx2="http://schemas.microsoft.com/office/drawing/2015/10/21/chartex" xmlns:cx3="http://schemas.microsoft.com/office/drawing/2016/5/9/chartex" xmlns:cx4="http://schemas.microsoft.com/office/drawing/2016/5/10/chartex" xmlns:cx5="http://schemas.microsoft.com/office/drawing/2016/5/11/chartex" xmlns:cx6="http://schemas.microsoft.com/office/drawing/2016/5/12/chartex" xmlns:cx7="http://schemas.microsoft.com/office/drawing/2016/5/13/chartex" xmlns:cx8="http://schemas.microsoft.com/office/drawing/2016/5/14/chartex" xmlns:mc="http://schemas.openxmlformats.org/markup-compatibility/2006" xmlns:aink="http://schemas.microsoft.com/office/drawing/2016/ink" xmlns:am3d="http://schemas.microsoft.com/office/drawing/2017/model3d" xmlns:o="urn:schemas-microsoft-com:office:office" xmlns:oel="http://schemas.microsoft.com/office/2019/extlst" xmlns:r="http://schemas.openxmlformats.org/officeDocument/2006/relationships" xmlns:m="http://schemas.openxmlformats.org/officeDocument/2006/math" xmlns:v="urn:schemas-microsoft-com:vml" xmlns:wp14="http://schemas.microsoft.com/office/word/2010/wordprocessingDrawing" xmlns:wp="http://schemas.openxmlformats.org/drawingml/2006/wordprocessingDrawing" xmlns:w10="urn:schemas-microsoft-com:office:word" xmlns:w="http://schemas.openxmlformats.org/wordprocessingml/2006/main" xmlns:w14="http://schemas.microsoft.com/office/word/2010/wordml" xmlns:w15="http://schemas.microsoft.com/office/word/2012/wordml" xmlns:w16cex="http://schemas.microsoft.com/office/word/2018/wordml/cex" xmlns:w16cid="http://schemas.microsoft.com/office/word/2016/wordml/cid" xmlns:w16="http://schemas.microsoft.com/office/word/2018/wordml" xmlns:w16du="http://schemas.microsoft.com/office/word/2023/wordml/word16du" xmlns:w16sdtdh="http://schemas.microsoft.com/office/word/2020/wordml/sdtdatahash" xmlns:w16sdtfl="http://schemas.microsoft.com/office/word/2024/wordml/sdtformatlock" xmlns:w16se="http://schemas.microsoft.com/office/word/2015/wordml/symex" xmlns:wpg="http://schemas.microsoft.com/office/word/2010/wordprocessingGroup" xmlns:wpi="http://schemas.microsoft.com/office/word/2010/wordprocessingInk" xmlns:wne="http://schemas.microsoft.com/office/word/2006/wordml" xmlns:wps="http://schemas.microsoft.com/office/word/2010/wordprocessingShape" mc:Ignorable="w14 w15 w16se w16cid w16 w16cex w16sdtdh w16sdtfl w16du wp14">
   <w:body>
     <w:p>
       <w:pPr>
@@ -774,6 +774,7 @@
           <w:szCs w:val="22"/>
         </w:rPr>
       </w:pPr>
+      <w:proofErr w:type="spellStart"/>
       <w:r>
         <w:rPr>
           <w:rFonts w:ascii="Garamond" w:hAnsi="Garamond"/>
@@ -781,57 +782,7 @@
           <w:sz w:val="24"/>
           <w:szCs w:val="22"/>
         </w:rPr>
-        <w:t xml:space="preserve">Dr. Guillaume </w:t>
-      </w:r>
-      <w:proofErr w:type="spellStart"/>
-      <w:r>
-        <w:rPr>
-          <w:rFonts w:ascii="Garamond" w:hAnsi="Garamond"/>
-          <w:b/>
-          <w:sz w:val="24"/>
-          <w:szCs w:val="22"/>
-        </w:rPr>
-        <w:t>Yannick</w:t>
-      </w:r>
-      <w:proofErr w:type="spellEnd"/>
-      <w:r>
-        <w:rPr>
-          <w:rFonts w:ascii="Garamond" w:hAnsi="Garamond"/>
-          <w:b/>
-          <w:sz w:val="24"/>
-          <w:szCs w:val="22"/>
-        </w:rPr>
-        <w:t xml:space="preserve"> </w:t>
-      </w:r>
-      <w:proofErr w:type="spellStart"/>
-      <w:r>
-        <w:rPr>
-          <w:rFonts w:ascii="Garamond" w:hAnsi="Garamond"/>
-          <w:b/>
-          <w:sz w:val="24"/>
-          <w:szCs w:val="22"/>
-        </w:rPr>
-        <w:t>Serge</w:t>
-      </w:r>
-      <w:proofErr w:type="spellEnd"/>
-      <w:r>
-        <w:rPr>
-          <w:rFonts w:ascii="Garamond" w:hAnsi="Garamond"/>
-          <w:b/>
-          <w:sz w:val="24"/>
-          <w:szCs w:val="22"/>
-        </w:rPr>
-        <w:t xml:space="preserve"> </w:t>
-      </w:r>
-      <w:proofErr w:type="spellStart"/>
-      <w:r>
-        <w:rPr>
-          <w:rFonts w:ascii="Garamond" w:hAnsi="Garamond"/>
-          <w:b/>
-          <w:sz w:val="24"/>
-          <w:szCs w:val="22"/>
-        </w:rPr>
-        <w:t>Oisel</w:t>
+        <w:t>nombre_director</w:t>
       </w:r>
       <w:proofErr w:type="spellEnd"/>
     </w:p>
@@ -846,14 +797,16 @@
           <w:szCs w:val="22"/>
         </w:rPr>
       </w:pPr>
+      <w:proofErr w:type="spellStart"/>
       <w:r>
         <w:rPr>
           <w:rFonts w:ascii="Garamond" w:hAnsi="Garamond"/>
           <w:sz w:val="24"/>
           <w:szCs w:val="22"/>
         </w:rPr>
-        <w:t>Director de la Dirección Académica</w:t>
-      </w:r>
+        <w:t>cargo_director</w:t>
+      </w:r>
+      <w:proofErr w:type="spellEnd"/>
     </w:p>
     <w:p>
       <w:pPr>
@@ -883,8 +836,6 @@
           <w:szCs w:val="24"/>
         </w:rPr>
       </w:pPr>
-      <w:bookmarkStart w:id="0" w:name="_GoBack"/>
-      <w:bookmarkEnd w:id="0"/>
     </w:p>
     <w:sectPr>
       <w:headerReference w:type="default" r:id="rId6"/>
@@ -898,7 +849,7 @@
 </file>
 
 <file path=word/endnotes.xml><?xml version="1.0" encoding="utf-8"?>
-<w:endnotes xmlns:wpc="http://schemas.microsoft.com/office/word/2010/wordprocessingCanvas" xmlns:cx="http://schemas.microsoft.com/office/drawing/2014/chartex" xmlns:mc="http://schemas.openxmlformats.org/markup-compatibility/2006" xmlns:o="urn:schemas-microsoft-com:office:office" xmlns:r="http://schemas.openxmlformats.org/officeDocument/2006/relationships" xmlns:m="http://schemas.openxmlformats.org/officeDocument/2006/math" xmlns:v="urn:schemas-microsoft-com:vml" xmlns:wp14="http://schemas.microsoft.com/office/word/2010/wordprocessingDrawing" xmlns:wp="http://schemas.openxmlformats.org/drawingml/2006/wordprocessingDrawing" xmlns:w10="urn:schemas-microsoft-com:office:word" xmlns:w="http://schemas.openxmlformats.org/wordprocessingml/2006/main" xmlns:w14="http://schemas.microsoft.com/office/word/2010/wordml" xmlns:w15="http://schemas.microsoft.com/office/word/2012/wordml" xmlns:w16se="http://schemas.microsoft.com/office/word/2015/wordml/symex" xmlns:wpg="http://schemas.microsoft.com/office/word/2010/wordprocessingGroup" xmlns:wpi="http://schemas.microsoft.com/office/word/2010/wordprocessingInk" xmlns:wne="http://schemas.microsoft.com/office/word/2006/wordml" xmlns:wps="http://schemas.microsoft.com/office/word/2010/wordprocessingShape" mc:Ignorable="w14 w15 w16se wp14">
+<w:endnotes xmlns:wpc="http://schemas.microsoft.com/office/word/2010/wordprocessingCanvas" xmlns:cx="http://schemas.microsoft.com/office/drawing/2014/chartex" xmlns:cx1="http://schemas.microsoft.com/office/drawing/2015/9/8/chartex" xmlns:cx2="http://schemas.microsoft.com/office/drawing/2015/10/21/chartex" xmlns:cx3="http://schemas.microsoft.com/office/drawing/2016/5/9/chartex" xmlns:cx4="http://schemas.microsoft.com/office/drawing/2016/5/10/chartex" xmlns:cx5="http://schemas.microsoft.com/office/drawing/2016/5/11/chartex" xmlns:cx6="http://schemas.microsoft.com/office/drawing/2016/5/12/chartex" xmlns:cx7="http://schemas.microsoft.com/office/drawing/2016/5/13/chartex" xmlns:cx8="http://schemas.microsoft.com/office/drawing/2016/5/14/chartex" xmlns:mc="http://schemas.openxmlformats.org/markup-compatibility/2006" xmlns:aink="http://schemas.microsoft.com/office/drawing/2016/ink" xmlns:am3d="http://schemas.microsoft.com/office/drawing/2017/model3d" xmlns:o="urn:schemas-microsoft-com:office:office" xmlns:oel="http://schemas.microsoft.com/office/2019/extlst" xmlns:r="http://schemas.openxmlformats.org/officeDocument/2006/relationships" xmlns:m="http://schemas.openxmlformats.org/officeDocument/2006/math" xmlns:v="urn:schemas-microsoft-com:vml" xmlns:wp14="http://schemas.microsoft.com/office/word/2010/wordprocessingDrawing" xmlns:wp="http://schemas.openxmlformats.org/drawingml/2006/wordprocessingDrawing" xmlns:w10="urn:schemas-microsoft-com:office:word" xmlns:w="http://schemas.openxmlformats.org/wordprocessingml/2006/main" xmlns:w14="http://schemas.microsoft.com/office/word/2010/wordml" xmlns:w15="http://schemas.microsoft.com/office/word/2012/wordml" xmlns:w16cex="http://schemas.microsoft.com/office/word/2018/wordml/cex" xmlns:w16cid="http://schemas.microsoft.com/office/word/2016/wordml/cid" xmlns:w16="http://schemas.microsoft.com/office/word/2018/wordml" xmlns:w16du="http://schemas.microsoft.com/office/word/2023/wordml/word16du" xmlns:w16sdtdh="http://schemas.microsoft.com/office/word/2020/wordml/sdtdatahash" xmlns:w16sdtfl="http://schemas.microsoft.com/office/word/2024/wordml/sdtformatlock" xmlns:w16se="http://schemas.microsoft.com/office/word/2015/wordml/symex" xmlns:wpg="http://schemas.microsoft.com/office/word/2010/wordprocessingGroup" xmlns:wpi="http://schemas.microsoft.com/office/word/2010/wordprocessingInk" xmlns:wne="http://schemas.microsoft.com/office/word/2006/wordml" xmlns:wps="http://schemas.microsoft.com/office/word/2010/wordprocessingShape" mc:Ignorable="w14 w15 w16se w16cid w16 w16cex w16sdtdh w16sdtfl w16du wp14">
   <w:endnote w:type="separator" w:id="-1">
     <w:p>
       <w:pPr>
@@ -923,7 +874,7 @@
 </file>
 
 <file path=word/footnotes.xml><?xml version="1.0" encoding="utf-8"?>
-<w:footnotes xmlns:wpc="http://schemas.microsoft.com/office/word/2010/wordprocessingCanvas" xmlns:cx="http://schemas.microsoft.com/office/drawing/2014/chartex" xmlns:mc="http://schemas.openxmlformats.org/markup-compatibility/2006" xmlns:o="urn:schemas-microsoft-com:office:office" xmlns:r="http://schemas.openxmlformats.org/officeDocument/2006/relationships" xmlns:m="http://schemas.openxmlformats.org/officeDocument/2006/math" xmlns:v="urn:schemas-microsoft-com:vml" xmlns:wp14="http://schemas.microsoft.com/office/word/2010/wordprocessingDrawing" xmlns:wp="http://schemas.openxmlformats.org/drawingml/2006/wordprocessingDrawing" xmlns:w10="urn:schemas-microsoft-com:office:word" xmlns:w="http://schemas.openxmlformats.org/wordprocessingml/2006/main" xmlns:w14="http://schemas.microsoft.com/office/word/2010/wordml" xmlns:w15="http://schemas.microsoft.com/office/word/2012/wordml" xmlns:w16se="http://schemas.microsoft.com/office/word/2015/wordml/symex" xmlns:wpg="http://schemas.microsoft.com/office/word/2010/wordprocessingGroup" xmlns:wpi="http://schemas.microsoft.com/office/word/2010/wordprocessingInk" xmlns:wne="http://schemas.microsoft.com/office/word/2006/wordml" xmlns:wps="http://schemas.microsoft.com/office/word/2010/wordprocessingShape" mc:Ignorable="w14 w15 w16se wp14">
+<w:footnotes xmlns:wpc="http://schemas.microsoft.com/office/word/2010/wordprocessingCanvas" xmlns:cx="http://schemas.microsoft.com/office/drawing/2014/chartex" xmlns:cx1="http://schemas.microsoft.com/office/drawing/2015/9/8/chartex" xmlns:cx2="http://schemas.microsoft.com/office/drawing/2015/10/21/chartex" xmlns:cx3="http://schemas.microsoft.com/office/drawing/2016/5/9/chartex" xmlns:cx4="http://schemas.microsoft.com/office/drawing/2016/5/10/chartex" xmlns:cx5="http://schemas.microsoft.com/office/drawing/2016/5/11/chartex" xmlns:cx6="http://schemas.microsoft.com/office/drawing/2016/5/12/chartex" xmlns:cx7="http://schemas.microsoft.com/office/drawing/2016/5/13/chartex" xmlns:cx8="http://schemas.microsoft.com/office/drawing/2016/5/14/chartex" xmlns:mc="http://schemas.openxmlformats.org/markup-compatibility/2006" xmlns:aink="http://schemas.microsoft.com/office/drawing/2016/ink" xmlns:am3d="http://schemas.microsoft.com/office/drawing/2017/model3d" xmlns:o="urn:schemas-microsoft-com:office:office" xmlns:oel="http://schemas.microsoft.com/office/2019/extlst" xmlns:r="http://schemas.openxmlformats.org/officeDocument/2006/relationships" xmlns:m="http://schemas.openxmlformats.org/officeDocument/2006/math" xmlns:v="urn:schemas-microsoft-com:vml" xmlns:wp14="http://schemas.microsoft.com/office/word/2010/wordprocessingDrawing" xmlns:wp="http://schemas.openxmlformats.org/drawingml/2006/wordprocessingDrawing" xmlns:w10="urn:schemas-microsoft-com:office:word" xmlns:w="http://schemas.openxmlformats.org/wordprocessingml/2006/main" xmlns:w14="http://schemas.microsoft.com/office/word/2010/wordml" xmlns:w15="http://schemas.microsoft.com/office/word/2012/wordml" xmlns:w16cex="http://schemas.microsoft.com/office/word/2018/wordml/cex" xmlns:w16cid="http://schemas.microsoft.com/office/word/2016/wordml/cid" xmlns:w16="http://schemas.microsoft.com/office/word/2018/wordml" xmlns:w16du="http://schemas.microsoft.com/office/word/2023/wordml/word16du" xmlns:w16sdtdh="http://schemas.microsoft.com/office/word/2020/wordml/sdtdatahash" xmlns:w16sdtfl="http://schemas.microsoft.com/office/word/2024/wordml/sdtformatlock" xmlns:w16se="http://schemas.microsoft.com/office/word/2015/wordml/symex" xmlns:wpg="http://schemas.microsoft.com/office/word/2010/wordprocessingGroup" xmlns:wpi="http://schemas.microsoft.com/office/word/2010/wordprocessingInk" xmlns:wne="http://schemas.microsoft.com/office/word/2006/wordml" xmlns:wps="http://schemas.microsoft.com/office/word/2010/wordprocessingShape" mc:Ignorable="w14 w15 w16se w16cid w16 w16cex w16sdtdh w16sdtfl w16du wp14">
   <w:footnote w:type="separator" w:id="-1">
     <w:p>
       <w:pPr>
@@ -948,7 +899,7 @@
 </file>
 
 <file path=word/header1.xml><?xml version="1.0" encoding="utf-8"?>
-<w:hdr xmlns:wpc="http://schemas.microsoft.com/office/word/2010/wordprocessingCanvas" xmlns:cx="http://schemas.microsoft.com/office/drawing/2014/chartex" xmlns:mc="http://schemas.openxmlformats.org/markup-compatibility/2006" xmlns:o="urn:schemas-microsoft-com:office:office" xmlns:r="http://schemas.openxmlformats.org/officeDocument/2006/relationships" xmlns:m="http://schemas.openxmlformats.org/officeDocument/2006/math" xmlns:v="urn:schemas-microsoft-com:vml" xmlns:wp14="http://schemas.microsoft.com/office/word/2010/wordprocessingDrawing" xmlns:wp="http://schemas.openxmlformats.org/drawingml/2006/wordprocessingDrawing" xmlns:w10="urn:schemas-microsoft-com:office:word" xmlns:w="http://schemas.openxmlformats.org/wordprocessingml/2006/main" xmlns:w14="http://schemas.microsoft.com/office/word/2010/wordml" xmlns:w15="http://schemas.microsoft.com/office/word/2012/wordml" xmlns:w16se="http://schemas.microsoft.com/office/word/2015/wordml/symex" xmlns:wpg="http://schemas.microsoft.com/office/word/2010/wordprocessingGroup" xmlns:wpi="http://schemas.microsoft.com/office/word/2010/wordprocessingInk" xmlns:wne="http://schemas.microsoft.com/office/word/2006/wordml" xmlns:wps="http://schemas.microsoft.com/office/word/2010/wordprocessingShape" mc:Ignorable="w14 w15 w16se wp14">
+<w:hdr xmlns:wpc="http://schemas.microsoft.com/office/word/2010/wordprocessingCanvas" xmlns:cx="http://schemas.microsoft.com/office/drawing/2014/chartex" xmlns:cx1="http://schemas.microsoft.com/office/drawing/2015/9/8/chartex" xmlns:cx2="http://schemas.microsoft.com/office/drawing/2015/10/21/chartex" xmlns:cx3="http://schemas.microsoft.com/office/drawing/2016/5/9/chartex" xmlns:cx4="http://schemas.microsoft.com/office/drawing/2016/5/10/chartex" xmlns:cx5="http://schemas.microsoft.com/office/drawing/2016/5/11/chartex" xmlns:cx6="http://schemas.microsoft.com/office/drawing/2016/5/12/chartex" xmlns:cx7="http://schemas.microsoft.com/office/drawing/2016/5/13/chartex" xmlns:cx8="http://schemas.microsoft.com/office/drawing/2016/5/14/chartex" xmlns:mc="http://schemas.openxmlformats.org/markup-compatibility/2006" xmlns:aink="http://schemas.microsoft.com/office/drawing/2016/ink" xmlns:am3d="http://schemas.microsoft.com/office/drawing/2017/model3d" xmlns:o="urn:schemas-microsoft-com:office:office" xmlns:oel="http://schemas.microsoft.com/office/2019/extlst" xmlns:r="http://schemas.openxmlformats.org/officeDocument/2006/relationships" xmlns:m="http://schemas.openxmlformats.org/officeDocument/2006/math" xmlns:v="urn:schemas-microsoft-com:vml" xmlns:wp14="http://schemas.microsoft.com/office/word/2010/wordprocessingDrawing" xmlns:wp="http://schemas.openxmlformats.org/drawingml/2006/wordprocessingDrawing" xmlns:w10="urn:schemas-microsoft-com:office:word" xmlns:w="http://schemas.openxmlformats.org/wordprocessingml/2006/main" xmlns:w14="http://schemas.microsoft.com/office/word/2010/wordml" xmlns:w15="http://schemas.microsoft.com/office/word/2012/wordml" xmlns:w16cex="http://schemas.microsoft.com/office/word/2018/wordml/cex" xmlns:w16cid="http://schemas.microsoft.com/office/word/2016/wordml/cid" xmlns:w16="http://schemas.microsoft.com/office/word/2018/wordml" xmlns:w16du="http://schemas.microsoft.com/office/word/2023/wordml/word16du" xmlns:w16sdtdh="http://schemas.microsoft.com/office/word/2020/wordml/sdtdatahash" xmlns:w16sdtfl="http://schemas.microsoft.com/office/word/2024/wordml/sdtformatlock" xmlns:w16se="http://schemas.microsoft.com/office/word/2015/wordml/symex" xmlns:wpg="http://schemas.microsoft.com/office/word/2010/wordprocessingGroup" xmlns:wpi="http://schemas.microsoft.com/office/word/2010/wordprocessingInk" xmlns:wne="http://schemas.microsoft.com/office/word/2006/wordml" xmlns:wps="http://schemas.microsoft.com/office/word/2010/wordprocessingShape" mc:Ignorable="w14 w15 w16se w16cid w16 w16cex w16sdtdh w16sdtfl w16du wp14">
   <w:p>
     <w:pPr>
       <w:pStyle w:val="Encabezado"/>
@@ -1023,7 +974,7 @@
 </file>
 
 <file path=word/styles.xml><?xml version="1.0" encoding="utf-8"?>
-<w:styles xmlns:mc="http://schemas.openxmlformats.org/markup-compatibility/2006" xmlns:r="http://schemas.openxmlformats.org/officeDocument/2006/relationships" xmlns:w="http://schemas.openxmlformats.org/wordprocessingml/2006/main" xmlns:w14="http://schemas.microsoft.com/office/word/2010/wordml" xmlns:w15="http://schemas.microsoft.com/office/word/2012/wordml" xmlns:w16se="http://schemas.microsoft.com/office/word/2015/wordml/symex" mc:Ignorable="w14 w15 w16se">
+<w:styles xmlns:mc="http://schemas.openxmlformats.org/markup-compatibility/2006" xmlns:r="http://schemas.openxmlformats.org/officeDocument/2006/relationships" xmlns:w="http://schemas.openxmlformats.org/wordprocessingml/2006/main" xmlns:w14="http://schemas.microsoft.com/office/word/2010/wordml" xmlns:w15="http://schemas.microsoft.com/office/word/2012/wordml" xmlns:w16cex="http://schemas.microsoft.com/office/word/2018/wordml/cex" xmlns:w16cid="http://schemas.microsoft.com/office/word/2016/wordml/cid" xmlns:w16="http://schemas.microsoft.com/office/word/2018/wordml" xmlns:w16du="http://schemas.microsoft.com/office/word/2023/wordml/word16du" xmlns:w16sdtdh="http://schemas.microsoft.com/office/word/2020/wordml/sdtdatahash" xmlns:w16sdtfl="http://schemas.microsoft.com/office/word/2024/wordml/sdtformatlock" xmlns:w16se="http://schemas.microsoft.com/office/word/2015/wordml/symex" mc:Ignorable="w14 w15 w16se w16cid w16 w16cex w16sdtdh w16sdtfl w16du">
   <w:docDefaults>
     <w:rPrDefault>
       <w:rPr>
@@ -1039,7 +990,7 @@
       </w:pPr>
     </w:pPrDefault>
   </w:docDefaults>
-  <w:latentStyles w:defLockedState="0" w:defUIPriority="99" w:defSemiHidden="0" w:defUnhideWhenUsed="0" w:defQFormat="0" w:count="371">
+  <w:latentStyles w:defLockedState="0" w:defUIPriority="99" w:defSemiHidden="0" w:defUnhideWhenUsed="0" w:defQFormat="0" w:count="376">
     <w:lsdException w:name="Normal" w:uiPriority="0" w:qFormat="1"/>
     <w:lsdException w:name="heading 1" w:uiPriority="9" w:qFormat="1"/>
     <w:lsdException w:name="heading 2" w:semiHidden="1" w:uiPriority="9" w:unhideWhenUsed="1" w:qFormat="1"/>
@@ -1411,6 +1362,11 @@
     <w:lsdException w:name="List Table 5 Dark Accent 6" w:uiPriority="50"/>
     <w:lsdException w:name="List Table 6 Colorful Accent 6" w:uiPriority="51"/>
     <w:lsdException w:name="List Table 7 Colorful Accent 6" w:uiPriority="52"/>
+    <w:lsdException w:name="Mention" w:semiHidden="1" w:unhideWhenUsed="1"/>
+    <w:lsdException w:name="Smart Hyperlink" w:semiHidden="1" w:unhideWhenUsed="1"/>
+    <w:lsdException w:name="Hashtag" w:semiHidden="1" w:unhideWhenUsed="1"/>
+    <w:lsdException w:name="Unresolved Mention" w:semiHidden="1" w:unhideWhenUsed="1"/>
+    <w:lsdException w:name="Smart Link" w:semiHidden="1" w:unhideWhenUsed="1"/>
   </w:latentStyles>
   <w:style w:type="paragraph" w:default="1" w:styleId="Normal">
     <w:name w:val="Normal"/>

--- a/Modelos_documentos/control_pagos_primera.docx
+++ b/Modelos_documentos/control_pagos_primera.docx
@@ -1,6 +1,6 @@
 
 <file path=word/document.xml><?xml version="1.0" encoding="utf-8"?>
-<w:document xmlns:wpc="http://schemas.microsoft.com/office/word/2010/wordprocessingCanvas" xmlns:cx="http://schemas.microsoft.com/office/drawing/2014/chartex" xmlns:cx1="http://schemas.microsoft.com/office/drawing/2015/9/8/chartex" xmlns:cx2="http://schemas.microsoft.com/office/drawing/2015/10/21/chartex" xmlns:cx3="http://schemas.microsoft.com/office/drawing/2016/5/9/chartex" xmlns:cx4="http://schemas.microsoft.com/office/drawing/2016/5/10/chartex" xmlns:cx5="http://schemas.microsoft.com/office/drawing/2016/5/11/chartex" xmlns:cx6="http://schemas.microsoft.com/office/drawing/2016/5/12/chartex" xmlns:cx7="http://schemas.microsoft.com/office/drawing/2016/5/13/chartex" xmlns:cx8="http://schemas.microsoft.com/office/drawing/2016/5/14/chartex" xmlns:mc="http://schemas.openxmlformats.org/markup-compatibility/2006" xmlns:aink="http://schemas.microsoft.com/office/drawing/2016/ink" xmlns:am3d="http://schemas.microsoft.com/office/drawing/2017/model3d" xmlns:o="urn:schemas-microsoft-com:office:office" xmlns:oel="http://schemas.microsoft.com/office/2019/extlst" xmlns:r="http://schemas.openxmlformats.org/officeDocument/2006/relationships" xmlns:m="http://schemas.openxmlformats.org/officeDocument/2006/math" xmlns:v="urn:schemas-microsoft-com:vml" xmlns:wp14="http://schemas.microsoft.com/office/word/2010/wordprocessingDrawing" xmlns:wp="http://schemas.openxmlformats.org/drawingml/2006/wordprocessingDrawing" xmlns:w10="urn:schemas-microsoft-com:office:word" xmlns:w="http://schemas.openxmlformats.org/wordprocessingml/2006/main" xmlns:w14="http://schemas.microsoft.com/office/word/2010/wordml" xmlns:w15="http://schemas.microsoft.com/office/word/2012/wordml" xmlns:w16cex="http://schemas.microsoft.com/office/word/2018/wordml/cex" xmlns:w16cid="http://schemas.microsoft.com/office/word/2016/wordml/cid" xmlns:w16="http://schemas.microsoft.com/office/word/2018/wordml" xmlns:w16du="http://schemas.microsoft.com/office/word/2023/wordml/word16du" xmlns:w16sdtdh="http://schemas.microsoft.com/office/word/2020/wordml/sdtdatahash" xmlns:w16sdtfl="http://schemas.microsoft.com/office/word/2024/wordml/sdtformatlock" xmlns:w16se="http://schemas.microsoft.com/office/word/2015/wordml/symex" xmlns:wpg="http://schemas.microsoft.com/office/word/2010/wordprocessingGroup" xmlns:wpi="http://schemas.microsoft.com/office/word/2010/wordprocessingInk" xmlns:wne="http://schemas.microsoft.com/office/word/2006/wordml" xmlns:wps="http://schemas.microsoft.com/office/word/2010/wordprocessingShape" mc:Ignorable="w14 w15 w16se w16cid w16 w16cex w16sdtdh w16sdtfl w16du wp14">
+<w:document xmlns:wpc="http://schemas.microsoft.com/office/word/2010/wordprocessingCanvas" xmlns:cx="http://schemas.microsoft.com/office/drawing/2014/chartex" xmlns:mc="http://schemas.openxmlformats.org/markup-compatibility/2006" xmlns:o="urn:schemas-microsoft-com:office:office" xmlns:r="http://schemas.openxmlformats.org/officeDocument/2006/relationships" xmlns:m="http://schemas.openxmlformats.org/officeDocument/2006/math" xmlns:v="urn:schemas-microsoft-com:vml" xmlns:wp14="http://schemas.microsoft.com/office/word/2010/wordprocessingDrawing" xmlns:wp="http://schemas.openxmlformats.org/drawingml/2006/wordprocessingDrawing" xmlns:w10="urn:schemas-microsoft-com:office:word" xmlns:w="http://schemas.openxmlformats.org/wordprocessingml/2006/main" xmlns:w14="http://schemas.microsoft.com/office/word/2010/wordml" xmlns:w15="http://schemas.microsoft.com/office/word/2012/wordml" xmlns:w16se="http://schemas.microsoft.com/office/word/2015/wordml/symex" xmlns:wpg="http://schemas.microsoft.com/office/word/2010/wordprocessingGroup" xmlns:wpi="http://schemas.microsoft.com/office/word/2010/wordprocessingInk" xmlns:wne="http://schemas.microsoft.com/office/word/2006/wordml" xmlns:wps="http://schemas.microsoft.com/office/word/2010/wordprocessingShape" mc:Ignorable="w14 w15 w16se wp14">
   <w:body>
     <w:p>
       <w:pPr>
@@ -81,7 +81,6 @@
         </w:rPr>
         <w:t xml:space="preserve">º </w:t>
       </w:r>
-      <w:proofErr w:type="spellStart"/>
       <w:r>
         <w:rPr>
           <w:rFonts w:ascii="Garamond" w:hAnsi="Garamond"/>
@@ -91,7 +90,6 @@
         </w:rPr>
         <w:t>Nro_Contrato</w:t>
       </w:r>
-      <w:proofErr w:type="spellEnd"/>
       <w:r>
         <w:rPr>
           <w:rFonts w:ascii="Garamond" w:hAnsi="Garamond"/>
@@ -179,7 +177,6 @@
         </w:rPr>
         <w:t xml:space="preserve">Servicio de dictado de clases virtuales y diseño de exámenes de </w:t>
       </w:r>
-      <w:proofErr w:type="spellStart"/>
       <w:r>
         <w:rPr>
           <w:rFonts w:ascii="Garamond" w:hAnsi="Garamond"/>
@@ -189,7 +186,6 @@
         </w:rPr>
         <w:t>Idioma_Docente</w:t>
       </w:r>
-      <w:proofErr w:type="spellEnd"/>
       <w:r>
         <w:rPr>
           <w:rFonts w:ascii="Garamond" w:hAnsi="Garamond"/>
@@ -430,7 +426,6 @@
                 <w:szCs w:val="24"/>
               </w:rPr>
             </w:pPr>
-            <w:proofErr w:type="spellStart"/>
             <w:r>
               <w:rPr>
                 <w:rFonts w:ascii="Garamond" w:hAnsi="Garamond"/>
@@ -439,7 +434,6 @@
               </w:rPr>
               <w:t>Nombre_Docente</w:t>
             </w:r>
-            <w:proofErr w:type="spellEnd"/>
           </w:p>
         </w:tc>
         <w:tc>
@@ -532,7 +526,6 @@
                 <w:szCs w:val="24"/>
               </w:rPr>
             </w:pPr>
-            <w:proofErr w:type="spellStart"/>
             <w:r>
               <w:rPr>
                 <w:rFonts w:ascii="Garamond" w:hAnsi="Garamond"/>
@@ -541,7 +534,6 @@
               </w:rPr>
               <w:t>Total_Primera</w:t>
             </w:r>
-            <w:proofErr w:type="spellEnd"/>
           </w:p>
         </w:tc>
         <w:tc>
@@ -557,7 +549,6 @@
                 <w:szCs w:val="24"/>
               </w:rPr>
             </w:pPr>
-            <w:proofErr w:type="spellStart"/>
             <w:r>
               <w:rPr>
                 <w:rFonts w:ascii="Garamond" w:hAnsi="Garamond"/>
@@ -566,7 +557,6 @@
               </w:rPr>
               <w:t>Monto_Total</w:t>
             </w:r>
-            <w:proofErr w:type="spellEnd"/>
           </w:p>
         </w:tc>
       </w:tr>
@@ -679,7 +669,6 @@
                 <w:szCs w:val="24"/>
               </w:rPr>
             </w:pPr>
-            <w:proofErr w:type="spellStart"/>
             <w:r>
               <w:rPr>
                 <w:rFonts w:ascii="Garamond" w:hAnsi="Garamond"/>
@@ -688,7 +677,6 @@
               </w:rPr>
               <w:t>Saldo_Restante</w:t>
             </w:r>
-            <w:proofErr w:type="spellEnd"/>
           </w:p>
         </w:tc>
       </w:tr>
@@ -774,7 +762,6 @@
           <w:szCs w:val="22"/>
         </w:rPr>
       </w:pPr>
-      <w:proofErr w:type="spellStart"/>
       <w:r>
         <w:rPr>
           <w:rFonts w:ascii="Garamond" w:hAnsi="Garamond"/>
@@ -782,9 +769,8 @@
           <w:sz w:val="24"/>
           <w:szCs w:val="22"/>
         </w:rPr>
-        <w:t>nombre_director</w:t>
-      </w:r>
-      <w:proofErr w:type="spellEnd"/>
+        <w:t>Dr. Guillaume Yannick Serge Oisel</w:t>
+      </w:r>
     </w:p>
     <w:p>
       <w:pPr>
@@ -794,19 +780,15 @@
         <w:rPr>
           <w:rFonts w:ascii="Garamond" w:hAnsi="Garamond"/>
           <w:sz w:val="24"/>
-          <w:szCs w:val="22"/>
-        </w:rPr>
-      </w:pPr>
-      <w:proofErr w:type="spellStart"/>
-      <w:r>
-        <w:rPr>
-          <w:rFonts w:ascii="Garamond" w:hAnsi="Garamond"/>
-          <w:sz w:val="24"/>
-          <w:szCs w:val="22"/>
-        </w:rPr>
-        <w:t>cargo_director</w:t>
-      </w:r>
-      <w:proofErr w:type="spellEnd"/>
+        </w:rPr>
+      </w:pPr>
+      <w:r>
+        <w:rPr>
+          <w:rFonts w:ascii="Garamond" w:hAnsi="Garamond"/>
+          <w:sz w:val="24"/>
+        </w:rPr>
+        <w:t>Director de la Dirección Ejecutiva</w:t>
+      </w:r>
     </w:p>
     <w:p>
       <w:pPr>
@@ -819,6 +801,8 @@
           <w:szCs w:val="22"/>
         </w:rPr>
       </w:pPr>
+      <w:bookmarkStart w:id="0" w:name="_GoBack"/>
+      <w:bookmarkEnd w:id="0"/>
       <w:r>
         <w:rPr>
           <w:rFonts w:ascii="Garamond" w:hAnsi="Garamond"/>
@@ -849,7 +833,7 @@
 </file>
 
 <file path=word/endnotes.xml><?xml version="1.0" encoding="utf-8"?>
-<w:endnotes xmlns:wpc="http://schemas.microsoft.com/office/word/2010/wordprocessingCanvas" xmlns:cx="http://schemas.microsoft.com/office/drawing/2014/chartex" xmlns:cx1="http://schemas.microsoft.com/office/drawing/2015/9/8/chartex" xmlns:cx2="http://schemas.microsoft.com/office/drawing/2015/10/21/chartex" xmlns:cx3="http://schemas.microsoft.com/office/drawing/2016/5/9/chartex" xmlns:cx4="http://schemas.microsoft.com/office/drawing/2016/5/10/chartex" xmlns:cx5="http://schemas.microsoft.com/office/drawing/2016/5/11/chartex" xmlns:cx6="http://schemas.microsoft.com/office/drawing/2016/5/12/chartex" xmlns:cx7="http://schemas.microsoft.com/office/drawing/2016/5/13/chartex" xmlns:cx8="http://schemas.microsoft.com/office/drawing/2016/5/14/chartex" xmlns:mc="http://schemas.openxmlformats.org/markup-compatibility/2006" xmlns:aink="http://schemas.microsoft.com/office/drawing/2016/ink" xmlns:am3d="http://schemas.microsoft.com/office/drawing/2017/model3d" xmlns:o="urn:schemas-microsoft-com:office:office" xmlns:oel="http://schemas.microsoft.com/office/2019/extlst" xmlns:r="http://schemas.openxmlformats.org/officeDocument/2006/relationships" xmlns:m="http://schemas.openxmlformats.org/officeDocument/2006/math" xmlns:v="urn:schemas-microsoft-com:vml" xmlns:wp14="http://schemas.microsoft.com/office/word/2010/wordprocessingDrawing" xmlns:wp="http://schemas.openxmlformats.org/drawingml/2006/wordprocessingDrawing" xmlns:w10="urn:schemas-microsoft-com:office:word" xmlns:w="http://schemas.openxmlformats.org/wordprocessingml/2006/main" xmlns:w14="http://schemas.microsoft.com/office/word/2010/wordml" xmlns:w15="http://schemas.microsoft.com/office/word/2012/wordml" xmlns:w16cex="http://schemas.microsoft.com/office/word/2018/wordml/cex" xmlns:w16cid="http://schemas.microsoft.com/office/word/2016/wordml/cid" xmlns:w16="http://schemas.microsoft.com/office/word/2018/wordml" xmlns:w16du="http://schemas.microsoft.com/office/word/2023/wordml/word16du" xmlns:w16sdtdh="http://schemas.microsoft.com/office/word/2020/wordml/sdtdatahash" xmlns:w16sdtfl="http://schemas.microsoft.com/office/word/2024/wordml/sdtformatlock" xmlns:w16se="http://schemas.microsoft.com/office/word/2015/wordml/symex" xmlns:wpg="http://schemas.microsoft.com/office/word/2010/wordprocessingGroup" xmlns:wpi="http://schemas.microsoft.com/office/word/2010/wordprocessingInk" xmlns:wne="http://schemas.microsoft.com/office/word/2006/wordml" xmlns:wps="http://schemas.microsoft.com/office/word/2010/wordprocessingShape" mc:Ignorable="w14 w15 w16se w16cid w16 w16cex w16sdtdh w16sdtfl w16du wp14">
+<w:endnotes xmlns:wpc="http://schemas.microsoft.com/office/word/2010/wordprocessingCanvas" xmlns:cx="http://schemas.microsoft.com/office/drawing/2014/chartex" xmlns:mc="http://schemas.openxmlformats.org/markup-compatibility/2006" xmlns:o="urn:schemas-microsoft-com:office:office" xmlns:r="http://schemas.openxmlformats.org/officeDocument/2006/relationships" xmlns:m="http://schemas.openxmlformats.org/officeDocument/2006/math" xmlns:v="urn:schemas-microsoft-com:vml" xmlns:wp14="http://schemas.microsoft.com/office/word/2010/wordprocessingDrawing" xmlns:wp="http://schemas.openxmlformats.org/drawingml/2006/wordprocessingDrawing" xmlns:w10="urn:schemas-microsoft-com:office:word" xmlns:w="http://schemas.openxmlformats.org/wordprocessingml/2006/main" xmlns:w14="http://schemas.microsoft.com/office/word/2010/wordml" xmlns:w15="http://schemas.microsoft.com/office/word/2012/wordml" xmlns:w16se="http://schemas.microsoft.com/office/word/2015/wordml/symex" xmlns:wpg="http://schemas.microsoft.com/office/word/2010/wordprocessingGroup" xmlns:wpi="http://schemas.microsoft.com/office/word/2010/wordprocessingInk" xmlns:wne="http://schemas.microsoft.com/office/word/2006/wordml" xmlns:wps="http://schemas.microsoft.com/office/word/2010/wordprocessingShape" mc:Ignorable="w14 w15 w16se wp14">
   <w:endnote w:type="separator" w:id="-1">
     <w:p>
       <w:pPr>
@@ -874,7 +858,7 @@
 </file>
 
 <file path=word/footnotes.xml><?xml version="1.0" encoding="utf-8"?>
-<w:footnotes xmlns:wpc="http://schemas.microsoft.com/office/word/2010/wordprocessingCanvas" xmlns:cx="http://schemas.microsoft.com/office/drawing/2014/chartex" xmlns:cx1="http://schemas.microsoft.com/office/drawing/2015/9/8/chartex" xmlns:cx2="http://schemas.microsoft.com/office/drawing/2015/10/21/chartex" xmlns:cx3="http://schemas.microsoft.com/office/drawing/2016/5/9/chartex" xmlns:cx4="http://schemas.microsoft.com/office/drawing/2016/5/10/chartex" xmlns:cx5="http://schemas.microsoft.com/office/drawing/2016/5/11/chartex" xmlns:cx6="http://schemas.microsoft.com/office/drawing/2016/5/12/chartex" xmlns:cx7="http://schemas.microsoft.com/office/drawing/2016/5/13/chartex" xmlns:cx8="http://schemas.microsoft.com/office/drawing/2016/5/14/chartex" xmlns:mc="http://schemas.openxmlformats.org/markup-compatibility/2006" xmlns:aink="http://schemas.microsoft.com/office/drawing/2016/ink" xmlns:am3d="http://schemas.microsoft.com/office/drawing/2017/model3d" xmlns:o="urn:schemas-microsoft-com:office:office" xmlns:oel="http://schemas.microsoft.com/office/2019/extlst" xmlns:r="http://schemas.openxmlformats.org/officeDocument/2006/relationships" xmlns:m="http://schemas.openxmlformats.org/officeDocument/2006/math" xmlns:v="urn:schemas-microsoft-com:vml" xmlns:wp14="http://schemas.microsoft.com/office/word/2010/wordprocessingDrawing" xmlns:wp="http://schemas.openxmlformats.org/drawingml/2006/wordprocessingDrawing" xmlns:w10="urn:schemas-microsoft-com:office:word" xmlns:w="http://schemas.openxmlformats.org/wordprocessingml/2006/main" xmlns:w14="http://schemas.microsoft.com/office/word/2010/wordml" xmlns:w15="http://schemas.microsoft.com/office/word/2012/wordml" xmlns:w16cex="http://schemas.microsoft.com/office/word/2018/wordml/cex" xmlns:w16cid="http://schemas.microsoft.com/office/word/2016/wordml/cid" xmlns:w16="http://schemas.microsoft.com/office/word/2018/wordml" xmlns:w16du="http://schemas.microsoft.com/office/word/2023/wordml/word16du" xmlns:w16sdtdh="http://schemas.microsoft.com/office/word/2020/wordml/sdtdatahash" xmlns:w16sdtfl="http://schemas.microsoft.com/office/word/2024/wordml/sdtformatlock" xmlns:w16se="http://schemas.microsoft.com/office/word/2015/wordml/symex" xmlns:wpg="http://schemas.microsoft.com/office/word/2010/wordprocessingGroup" xmlns:wpi="http://schemas.microsoft.com/office/word/2010/wordprocessingInk" xmlns:wne="http://schemas.microsoft.com/office/word/2006/wordml" xmlns:wps="http://schemas.microsoft.com/office/word/2010/wordprocessingShape" mc:Ignorable="w14 w15 w16se w16cid w16 w16cex w16sdtdh w16sdtfl w16du wp14">
+<w:footnotes xmlns:wpc="http://schemas.microsoft.com/office/word/2010/wordprocessingCanvas" xmlns:cx="http://schemas.microsoft.com/office/drawing/2014/chartex" xmlns:mc="http://schemas.openxmlformats.org/markup-compatibility/2006" xmlns:o="urn:schemas-microsoft-com:office:office" xmlns:r="http://schemas.openxmlformats.org/officeDocument/2006/relationships" xmlns:m="http://schemas.openxmlformats.org/officeDocument/2006/math" xmlns:v="urn:schemas-microsoft-com:vml" xmlns:wp14="http://schemas.microsoft.com/office/word/2010/wordprocessingDrawing" xmlns:wp="http://schemas.openxmlformats.org/drawingml/2006/wordprocessingDrawing" xmlns:w10="urn:schemas-microsoft-com:office:word" xmlns:w="http://schemas.openxmlformats.org/wordprocessingml/2006/main" xmlns:w14="http://schemas.microsoft.com/office/word/2010/wordml" xmlns:w15="http://schemas.microsoft.com/office/word/2012/wordml" xmlns:w16se="http://schemas.microsoft.com/office/word/2015/wordml/symex" xmlns:wpg="http://schemas.microsoft.com/office/word/2010/wordprocessingGroup" xmlns:wpi="http://schemas.microsoft.com/office/word/2010/wordprocessingInk" xmlns:wne="http://schemas.microsoft.com/office/word/2006/wordml" xmlns:wps="http://schemas.microsoft.com/office/word/2010/wordprocessingShape" mc:Ignorable="w14 w15 w16se wp14">
   <w:footnote w:type="separator" w:id="-1">
     <w:p>
       <w:pPr>
@@ -899,7 +883,7 @@
 </file>
 
 <file path=word/header1.xml><?xml version="1.0" encoding="utf-8"?>
-<w:hdr xmlns:wpc="http://schemas.microsoft.com/office/word/2010/wordprocessingCanvas" xmlns:cx="http://schemas.microsoft.com/office/drawing/2014/chartex" xmlns:cx1="http://schemas.microsoft.com/office/drawing/2015/9/8/chartex" xmlns:cx2="http://schemas.microsoft.com/office/drawing/2015/10/21/chartex" xmlns:cx3="http://schemas.microsoft.com/office/drawing/2016/5/9/chartex" xmlns:cx4="http://schemas.microsoft.com/office/drawing/2016/5/10/chartex" xmlns:cx5="http://schemas.microsoft.com/office/drawing/2016/5/11/chartex" xmlns:cx6="http://schemas.microsoft.com/office/drawing/2016/5/12/chartex" xmlns:cx7="http://schemas.microsoft.com/office/drawing/2016/5/13/chartex" xmlns:cx8="http://schemas.microsoft.com/office/drawing/2016/5/14/chartex" xmlns:mc="http://schemas.openxmlformats.org/markup-compatibility/2006" xmlns:aink="http://schemas.microsoft.com/office/drawing/2016/ink" xmlns:am3d="http://schemas.microsoft.com/office/drawing/2017/model3d" xmlns:o="urn:schemas-microsoft-com:office:office" xmlns:oel="http://schemas.microsoft.com/office/2019/extlst" xmlns:r="http://schemas.openxmlformats.org/officeDocument/2006/relationships" xmlns:m="http://schemas.openxmlformats.org/officeDocument/2006/math" xmlns:v="urn:schemas-microsoft-com:vml" xmlns:wp14="http://schemas.microsoft.com/office/word/2010/wordprocessingDrawing" xmlns:wp="http://schemas.openxmlformats.org/drawingml/2006/wordprocessingDrawing" xmlns:w10="urn:schemas-microsoft-com:office:word" xmlns:w="http://schemas.openxmlformats.org/wordprocessingml/2006/main" xmlns:w14="http://schemas.microsoft.com/office/word/2010/wordml" xmlns:w15="http://schemas.microsoft.com/office/word/2012/wordml" xmlns:w16cex="http://schemas.microsoft.com/office/word/2018/wordml/cex" xmlns:w16cid="http://schemas.microsoft.com/office/word/2016/wordml/cid" xmlns:w16="http://schemas.microsoft.com/office/word/2018/wordml" xmlns:w16du="http://schemas.microsoft.com/office/word/2023/wordml/word16du" xmlns:w16sdtdh="http://schemas.microsoft.com/office/word/2020/wordml/sdtdatahash" xmlns:w16sdtfl="http://schemas.microsoft.com/office/word/2024/wordml/sdtformatlock" xmlns:w16se="http://schemas.microsoft.com/office/word/2015/wordml/symex" xmlns:wpg="http://schemas.microsoft.com/office/word/2010/wordprocessingGroup" xmlns:wpi="http://schemas.microsoft.com/office/word/2010/wordprocessingInk" xmlns:wne="http://schemas.microsoft.com/office/word/2006/wordml" xmlns:wps="http://schemas.microsoft.com/office/word/2010/wordprocessingShape" mc:Ignorable="w14 w15 w16se w16cid w16 w16cex w16sdtdh w16sdtfl w16du wp14">
+<w:hdr xmlns:wpc="http://schemas.microsoft.com/office/word/2010/wordprocessingCanvas" xmlns:cx="http://schemas.microsoft.com/office/drawing/2014/chartex" xmlns:mc="http://schemas.openxmlformats.org/markup-compatibility/2006" xmlns:o="urn:schemas-microsoft-com:office:office" xmlns:r="http://schemas.openxmlformats.org/officeDocument/2006/relationships" xmlns:m="http://schemas.openxmlformats.org/officeDocument/2006/math" xmlns:v="urn:schemas-microsoft-com:vml" xmlns:wp14="http://schemas.microsoft.com/office/word/2010/wordprocessingDrawing" xmlns:wp="http://schemas.openxmlformats.org/drawingml/2006/wordprocessingDrawing" xmlns:w10="urn:schemas-microsoft-com:office:word" xmlns:w="http://schemas.openxmlformats.org/wordprocessingml/2006/main" xmlns:w14="http://schemas.microsoft.com/office/word/2010/wordml" xmlns:w15="http://schemas.microsoft.com/office/word/2012/wordml" xmlns:w16se="http://schemas.microsoft.com/office/word/2015/wordml/symex" xmlns:wpg="http://schemas.microsoft.com/office/word/2010/wordprocessingGroup" xmlns:wpi="http://schemas.microsoft.com/office/word/2010/wordprocessingInk" xmlns:wne="http://schemas.microsoft.com/office/word/2006/wordml" xmlns:wps="http://schemas.microsoft.com/office/word/2010/wordprocessingShape" mc:Ignorable="w14 w15 w16se wp14">
   <w:p>
     <w:pPr>
       <w:pStyle w:val="Encabezado"/>
@@ -974,7 +958,7 @@
 </file>
 
 <file path=word/styles.xml><?xml version="1.0" encoding="utf-8"?>
-<w:styles xmlns:mc="http://schemas.openxmlformats.org/markup-compatibility/2006" xmlns:r="http://schemas.openxmlformats.org/officeDocument/2006/relationships" xmlns:w="http://schemas.openxmlformats.org/wordprocessingml/2006/main" xmlns:w14="http://schemas.microsoft.com/office/word/2010/wordml" xmlns:w15="http://schemas.microsoft.com/office/word/2012/wordml" xmlns:w16cex="http://schemas.microsoft.com/office/word/2018/wordml/cex" xmlns:w16cid="http://schemas.microsoft.com/office/word/2016/wordml/cid" xmlns:w16="http://schemas.microsoft.com/office/word/2018/wordml" xmlns:w16du="http://schemas.microsoft.com/office/word/2023/wordml/word16du" xmlns:w16sdtdh="http://schemas.microsoft.com/office/word/2020/wordml/sdtdatahash" xmlns:w16sdtfl="http://schemas.microsoft.com/office/word/2024/wordml/sdtformatlock" xmlns:w16se="http://schemas.microsoft.com/office/word/2015/wordml/symex" mc:Ignorable="w14 w15 w16se w16cid w16 w16cex w16sdtdh w16sdtfl w16du">
+<w:styles xmlns:mc="http://schemas.openxmlformats.org/markup-compatibility/2006" xmlns:r="http://schemas.openxmlformats.org/officeDocument/2006/relationships" xmlns:w="http://schemas.openxmlformats.org/wordprocessingml/2006/main" xmlns:w14="http://schemas.microsoft.com/office/word/2010/wordml" xmlns:w15="http://schemas.microsoft.com/office/word/2012/wordml" xmlns:w16se="http://schemas.microsoft.com/office/word/2015/wordml/symex" mc:Ignorable="w14 w15 w16se">
   <w:docDefaults>
     <w:rPrDefault>
       <w:rPr>
@@ -990,7 +974,7 @@
       </w:pPr>
     </w:pPrDefault>
   </w:docDefaults>
-  <w:latentStyles w:defLockedState="0" w:defUIPriority="99" w:defSemiHidden="0" w:defUnhideWhenUsed="0" w:defQFormat="0" w:count="376">
+  <w:latentStyles w:defLockedState="0" w:defUIPriority="99" w:defSemiHidden="0" w:defUnhideWhenUsed="0" w:defQFormat="0" w:count="371">
     <w:lsdException w:name="Normal" w:uiPriority="0" w:qFormat="1"/>
     <w:lsdException w:name="heading 1" w:uiPriority="9" w:qFormat="1"/>
     <w:lsdException w:name="heading 2" w:semiHidden="1" w:uiPriority="9" w:unhideWhenUsed="1" w:qFormat="1"/>
@@ -1362,11 +1346,6 @@
     <w:lsdException w:name="List Table 5 Dark Accent 6" w:uiPriority="50"/>
     <w:lsdException w:name="List Table 6 Colorful Accent 6" w:uiPriority="51"/>
     <w:lsdException w:name="List Table 7 Colorful Accent 6" w:uiPriority="52"/>
-    <w:lsdException w:name="Mention" w:semiHidden="1" w:unhideWhenUsed="1"/>
-    <w:lsdException w:name="Smart Hyperlink" w:semiHidden="1" w:unhideWhenUsed="1"/>
-    <w:lsdException w:name="Hashtag" w:semiHidden="1" w:unhideWhenUsed="1"/>
-    <w:lsdException w:name="Unresolved Mention" w:semiHidden="1" w:unhideWhenUsed="1"/>
-    <w:lsdException w:name="Smart Link" w:semiHidden="1" w:unhideWhenUsed="1"/>
   </w:latentStyles>
   <w:style w:type="paragraph" w:default="1" w:styleId="Normal">
     <w:name w:val="Normal"/>

--- a/Modelos_documentos/control_pagos_primera.docx
+++ b/Modelos_documentos/control_pagos_primera.docx
@@ -81,7 +81,6 @@
         </w:rPr>
         <w:t xml:space="preserve">º </w:t>
       </w:r>
-      <w:proofErr w:type="spellStart"/>
       <w:r>
         <w:rPr>
           <w:rFonts w:ascii="Garamond" w:hAnsi="Garamond"/>
@@ -91,7 +90,6 @@
         </w:rPr>
         <w:t>Nro_Contrato</w:t>
       </w:r>
-      <w:proofErr w:type="spellEnd"/>
       <w:r>
         <w:rPr>
           <w:rFonts w:ascii="Garamond" w:hAnsi="Garamond"/>
@@ -179,7 +177,6 @@
         </w:rPr>
         <w:t xml:space="preserve">Servicio de dictado de clases virtuales y diseño de exámenes de </w:t>
       </w:r>
-      <w:proofErr w:type="spellStart"/>
       <w:r>
         <w:rPr>
           <w:rFonts w:ascii="Garamond" w:hAnsi="Garamond"/>
@@ -189,7 +186,6 @@
         </w:rPr>
         <w:t>Idioma_Docente</w:t>
       </w:r>
-      <w:proofErr w:type="spellEnd"/>
       <w:r>
         <w:rPr>
           <w:rFonts w:ascii="Garamond" w:hAnsi="Garamond"/>
@@ -430,7 +426,6 @@
                 <w:szCs w:val="24"/>
               </w:rPr>
             </w:pPr>
-            <w:proofErr w:type="spellStart"/>
             <w:r>
               <w:rPr>
                 <w:rFonts w:ascii="Garamond" w:hAnsi="Garamond"/>
@@ -439,7 +434,6 @@
               </w:rPr>
               <w:t>Nombre_Docente</w:t>
             </w:r>
-            <w:proofErr w:type="spellEnd"/>
           </w:p>
         </w:tc>
         <w:tc>
@@ -532,7 +526,6 @@
                 <w:szCs w:val="24"/>
               </w:rPr>
             </w:pPr>
-            <w:proofErr w:type="spellStart"/>
             <w:r>
               <w:rPr>
                 <w:rFonts w:ascii="Garamond" w:hAnsi="Garamond"/>
@@ -541,7 +534,6 @@
               </w:rPr>
               <w:t>Total_Primera</w:t>
             </w:r>
-            <w:proofErr w:type="spellEnd"/>
           </w:p>
         </w:tc>
         <w:tc>
@@ -557,7 +549,6 @@
                 <w:szCs w:val="24"/>
               </w:rPr>
             </w:pPr>
-            <w:proofErr w:type="spellStart"/>
             <w:r>
               <w:rPr>
                 <w:rFonts w:ascii="Garamond" w:hAnsi="Garamond"/>
@@ -566,7 +557,6 @@
               </w:rPr>
               <w:t>Monto_Total</w:t>
             </w:r>
-            <w:proofErr w:type="spellEnd"/>
           </w:p>
         </w:tc>
       </w:tr>
@@ -679,7 +669,6 @@
                 <w:szCs w:val="24"/>
               </w:rPr>
             </w:pPr>
-            <w:proofErr w:type="spellStart"/>
             <w:r>
               <w:rPr>
                 <w:rFonts w:ascii="Garamond" w:hAnsi="Garamond"/>
@@ -688,7 +677,6 @@
               </w:rPr>
               <w:t>Saldo_Restante</w:t>
             </w:r>
-            <w:proofErr w:type="spellEnd"/>
           </w:p>
         </w:tc>
       </w:tr>
@@ -781,59 +769,8 @@
           <w:sz w:val="24"/>
           <w:szCs w:val="22"/>
         </w:rPr>
-        <w:t xml:space="preserve">Dr. Guillaume </w:t>
-      </w:r>
-      <w:proofErr w:type="spellStart"/>
-      <w:r>
-        <w:rPr>
-          <w:rFonts w:ascii="Garamond" w:hAnsi="Garamond"/>
-          <w:b/>
-          <w:sz w:val="24"/>
-          <w:szCs w:val="22"/>
-        </w:rPr>
-        <w:t>Yannick</w:t>
-      </w:r>
-      <w:proofErr w:type="spellEnd"/>
-      <w:r>
-        <w:rPr>
-          <w:rFonts w:ascii="Garamond" w:hAnsi="Garamond"/>
-          <w:b/>
-          <w:sz w:val="24"/>
-          <w:szCs w:val="22"/>
-        </w:rPr>
-        <w:t xml:space="preserve"> </w:t>
-      </w:r>
-      <w:proofErr w:type="spellStart"/>
-      <w:r>
-        <w:rPr>
-          <w:rFonts w:ascii="Garamond" w:hAnsi="Garamond"/>
-          <w:b/>
-          <w:sz w:val="24"/>
-          <w:szCs w:val="22"/>
-        </w:rPr>
-        <w:t>Serge</w:t>
-      </w:r>
-      <w:proofErr w:type="spellEnd"/>
-      <w:r>
-        <w:rPr>
-          <w:rFonts w:ascii="Garamond" w:hAnsi="Garamond"/>
-          <w:b/>
-          <w:sz w:val="24"/>
-          <w:szCs w:val="22"/>
-        </w:rPr>
-        <w:t xml:space="preserve"> </w:t>
-      </w:r>
-      <w:proofErr w:type="spellStart"/>
-      <w:r>
-        <w:rPr>
-          <w:rFonts w:ascii="Garamond" w:hAnsi="Garamond"/>
-          <w:b/>
-          <w:sz w:val="24"/>
-          <w:szCs w:val="22"/>
-        </w:rPr>
-        <w:t>Oisel</w:t>
-      </w:r>
-      <w:proofErr w:type="spellEnd"/>
+        <w:t>Dr. Guillaume Yannick Serge Oisel</w:t>
+      </w:r>
     </w:p>
     <w:p>
       <w:pPr>
@@ -843,16 +780,14 @@
         <w:rPr>
           <w:rFonts w:ascii="Garamond" w:hAnsi="Garamond"/>
           <w:sz w:val="24"/>
-          <w:szCs w:val="22"/>
-        </w:rPr>
-      </w:pPr>
-      <w:r>
-        <w:rPr>
-          <w:rFonts w:ascii="Garamond" w:hAnsi="Garamond"/>
-          <w:sz w:val="24"/>
-          <w:szCs w:val="22"/>
-        </w:rPr>
-        <w:t>Director de la Dirección Académica</w:t>
+        </w:rPr>
+      </w:pPr>
+      <w:r>
+        <w:rPr>
+          <w:rFonts w:ascii="Garamond" w:hAnsi="Garamond"/>
+          <w:sz w:val="24"/>
+        </w:rPr>
+        <w:t>Director de la Dirección Ejecutiva</w:t>
       </w:r>
     </w:p>
     <w:p>
@@ -866,25 +801,25 @@
           <w:szCs w:val="22"/>
         </w:rPr>
       </w:pPr>
-      <w:r>
-        <w:rPr>
-          <w:rFonts w:ascii="Garamond" w:hAnsi="Garamond"/>
-          <w:sz w:val="24"/>
-          <w:szCs w:val="22"/>
-        </w:rPr>
-        <w:t>Centro de Idiomas de la UNMSM</w:t>
-      </w:r>
-    </w:p>
-    <w:p>
-      <w:pPr>
-        <w:rPr>
-          <w:rFonts w:ascii="Garamond" w:hAnsi="Garamond"/>
-          <w:sz w:val="24"/>
-          <w:szCs w:val="24"/>
-        </w:rPr>
-      </w:pPr>
       <w:bookmarkStart w:id="0" w:name="_GoBack"/>
       <w:bookmarkEnd w:id="0"/>
+      <w:r>
+        <w:rPr>
+          <w:rFonts w:ascii="Garamond" w:hAnsi="Garamond"/>
+          <w:sz w:val="24"/>
+          <w:szCs w:val="22"/>
+        </w:rPr>
+        <w:t>Centro de Idiomas de la UNMSM</w:t>
+      </w:r>
+    </w:p>
+    <w:p>
+      <w:pPr>
+        <w:rPr>
+          <w:rFonts w:ascii="Garamond" w:hAnsi="Garamond"/>
+          <w:sz w:val="24"/>
+          <w:szCs w:val="24"/>
+        </w:rPr>
+      </w:pPr>
     </w:p>
     <w:sectPr>
       <w:headerReference w:type="default" r:id="rId6"/>

--- a/Modelos_documentos/control_pagos_primera.docx
+++ b/Modelos_documentos/control_pagos_primera.docx
@@ -759,7 +759,7 @@
           <w:rFonts w:ascii="Garamond" w:hAnsi="Garamond"/>
           <w:b/>
           <w:sz w:val="24"/>
-          <w:szCs w:val="22"/>
+          <w:szCs w:val="24"/>
         </w:rPr>
       </w:pPr>
       <w:r>
@@ -767,7 +767,7 @@
           <w:rFonts w:ascii="Garamond" w:hAnsi="Garamond"/>
           <w:b/>
           <w:sz w:val="24"/>
-          <w:szCs w:val="22"/>
+          <w:szCs w:val="24"/>
         </w:rPr>
         <w:t>Dr. Guillaume Yannick Serge Oisel</w:t>
       </w:r>
@@ -780,46 +780,28 @@
         <w:rPr>
           <w:rFonts w:ascii="Garamond" w:hAnsi="Garamond"/>
           <w:sz w:val="24"/>
-        </w:rPr>
-      </w:pPr>
-      <w:r>
-        <w:rPr>
-          <w:rFonts w:ascii="Garamond" w:hAnsi="Garamond"/>
-          <w:sz w:val="24"/>
-        </w:rPr>
-        <w:t>Director de la Dirección Ejecutiva</w:t>
-      </w:r>
-    </w:p>
-    <w:p>
-      <w:pPr>
-        <w:pStyle w:val="Textoindependiente"/>
-        <w:spacing w:line="276" w:lineRule="auto"/>
-        <w:jc w:val="center"/>
-        <w:rPr>
-          <w:rFonts w:ascii="Garamond" w:hAnsi="Garamond"/>
-          <w:sz w:val="24"/>
-          <w:szCs w:val="22"/>
+          <w:szCs w:val="24"/>
+        </w:rPr>
+      </w:pPr>
+      <w:r>
+        <w:rPr>
+          <w:rFonts w:ascii="Garamond" w:hAnsi="Garamond"/>
+          <w:sz w:val="24"/>
+          <w:szCs w:val="24"/>
+        </w:rPr>
+        <w:t>Director Ejecutivo del Centro de Idiomas de la UNMSM</w:t>
+      </w:r>
+    </w:p>
+    <w:p>
+      <w:pPr>
+        <w:rPr>
+          <w:rFonts w:ascii="Garamond" w:hAnsi="Garamond"/>
+          <w:sz w:val="24"/>
+          <w:szCs w:val="24"/>
         </w:rPr>
       </w:pPr>
       <w:bookmarkStart w:id="0" w:name="_GoBack"/>
       <w:bookmarkEnd w:id="0"/>
-      <w:r>
-        <w:rPr>
-          <w:rFonts w:ascii="Garamond" w:hAnsi="Garamond"/>
-          <w:sz w:val="24"/>
-          <w:szCs w:val="22"/>
-        </w:rPr>
-        <w:t>Centro de Idiomas de la UNMSM</w:t>
-      </w:r>
-    </w:p>
-    <w:p>
-      <w:pPr>
-        <w:rPr>
-          <w:rFonts w:ascii="Garamond" w:hAnsi="Garamond"/>
-          <w:sz w:val="24"/>
-          <w:szCs w:val="24"/>
-        </w:rPr>
-      </w:pPr>
     </w:p>
     <w:sectPr>
       <w:headerReference w:type="default" r:id="rId6"/>

--- a/Modelos_documentos/control_pagos_primera.docx
+++ b/Modelos_documentos/control_pagos_primera.docx
@@ -1,6 +1,6 @@
 
 <file path=word/document.xml><?xml version="1.0" encoding="utf-8"?>
-<w:document xmlns:wpc="http://schemas.microsoft.com/office/word/2010/wordprocessingCanvas" xmlns:cx="http://schemas.microsoft.com/office/drawing/2014/chartex" xmlns:mc="http://schemas.openxmlformats.org/markup-compatibility/2006" xmlns:o="urn:schemas-microsoft-com:office:office" xmlns:r="http://schemas.openxmlformats.org/officeDocument/2006/relationships" xmlns:m="http://schemas.openxmlformats.org/officeDocument/2006/math" xmlns:v="urn:schemas-microsoft-com:vml" xmlns:wp14="http://schemas.microsoft.com/office/word/2010/wordprocessingDrawing" xmlns:wp="http://schemas.openxmlformats.org/drawingml/2006/wordprocessingDrawing" xmlns:w10="urn:schemas-microsoft-com:office:word" xmlns:w="http://schemas.openxmlformats.org/wordprocessingml/2006/main" xmlns:w14="http://schemas.microsoft.com/office/word/2010/wordml" xmlns:w15="http://schemas.microsoft.com/office/word/2012/wordml" xmlns:w16se="http://schemas.microsoft.com/office/word/2015/wordml/symex" xmlns:wpg="http://schemas.microsoft.com/office/word/2010/wordprocessingGroup" xmlns:wpi="http://schemas.microsoft.com/office/word/2010/wordprocessingInk" xmlns:wne="http://schemas.microsoft.com/office/word/2006/wordml" xmlns:wps="http://schemas.microsoft.com/office/word/2010/wordprocessingShape" mc:Ignorable="w14 w15 w16se wp14">
+<w:document xmlns:wpc="http://schemas.microsoft.com/office/word/2010/wordprocessingCanvas" xmlns:cx="http://schemas.microsoft.com/office/drawing/2014/chartex" xmlns:cx1="http://schemas.microsoft.com/office/drawing/2015/9/8/chartex" xmlns:cx2="http://schemas.microsoft.com/office/drawing/2015/10/21/chartex" xmlns:cx3="http://schemas.microsoft.com/office/drawing/2016/5/9/chartex" xmlns:cx4="http://schemas.microsoft.com/office/drawing/2016/5/10/chartex" xmlns:cx5="http://schemas.microsoft.com/office/drawing/2016/5/11/chartex" xmlns:cx6="http://schemas.microsoft.com/office/drawing/2016/5/12/chartex" xmlns:cx7="http://schemas.microsoft.com/office/drawing/2016/5/13/chartex" xmlns:cx8="http://schemas.microsoft.com/office/drawing/2016/5/14/chartex" xmlns:mc="http://schemas.openxmlformats.org/markup-compatibility/2006" xmlns:aink="http://schemas.microsoft.com/office/drawing/2016/ink" xmlns:am3d="http://schemas.microsoft.com/office/drawing/2017/model3d" xmlns:o="urn:schemas-microsoft-com:office:office" xmlns:oel="http://schemas.microsoft.com/office/2019/extlst" xmlns:r="http://schemas.openxmlformats.org/officeDocument/2006/relationships" xmlns:m="http://schemas.openxmlformats.org/officeDocument/2006/math" xmlns:v="urn:schemas-microsoft-com:vml" xmlns:wp14="http://schemas.microsoft.com/office/word/2010/wordprocessingDrawing" xmlns:wp="http://schemas.openxmlformats.org/drawingml/2006/wordprocessingDrawing" xmlns:w10="urn:schemas-microsoft-com:office:word" xmlns:w="http://schemas.openxmlformats.org/wordprocessingml/2006/main" xmlns:w14="http://schemas.microsoft.com/office/word/2010/wordml" xmlns:w15="http://schemas.microsoft.com/office/word/2012/wordml" xmlns:w16cex="http://schemas.microsoft.com/office/word/2018/wordml/cex" xmlns:w16cid="http://schemas.microsoft.com/office/word/2016/wordml/cid" xmlns:w16="http://schemas.microsoft.com/office/word/2018/wordml" xmlns:w16du="http://schemas.microsoft.com/office/word/2023/wordml/word16du" xmlns:w16sdtdh="http://schemas.microsoft.com/office/word/2020/wordml/sdtdatahash" xmlns:w16sdtfl="http://schemas.microsoft.com/office/word/2024/wordml/sdtformatlock" xmlns:w16se="http://schemas.microsoft.com/office/word/2015/wordml/symex" xmlns:wpg="http://schemas.microsoft.com/office/word/2010/wordprocessingGroup" xmlns:wpi="http://schemas.microsoft.com/office/word/2010/wordprocessingInk" xmlns:wne="http://schemas.microsoft.com/office/word/2006/wordml" xmlns:wps="http://schemas.microsoft.com/office/word/2010/wordprocessingShape" mc:Ignorable="w14 w15 w16se w16cid w16 w16cex w16sdtdh w16sdtfl w16du wp14">
   <w:body>
     <w:p>
       <w:pPr>
@@ -81,23 +81,34 @@
         </w:rPr>
         <w:t xml:space="preserve">º </w:t>
       </w:r>
-      <w:r>
-        <w:rPr>
-          <w:rFonts w:ascii="Garamond" w:hAnsi="Garamond"/>
-          <w:smallCaps/>
-          <w:sz w:val="24"/>
-          <w:szCs w:val="24"/>
-        </w:rPr>
-        <w:t>Nro_Contrato</w:t>
-      </w:r>
-      <w:r>
-        <w:rPr>
-          <w:rFonts w:ascii="Garamond" w:hAnsi="Garamond"/>
-          <w:smallCaps/>
-          <w:sz w:val="24"/>
-          <w:szCs w:val="24"/>
-        </w:rPr>
-        <w:t>/UNMSM -FLCH/2025</w:t>
+      <w:proofErr w:type="spellStart"/>
+      <w:r>
+        <w:rPr>
+          <w:rFonts w:ascii="Garamond" w:hAnsi="Garamond"/>
+          <w:smallCaps/>
+          <w:sz w:val="24"/>
+          <w:szCs w:val="24"/>
+        </w:rPr>
+        <w:t>Nro_contrato</w:t>
+      </w:r>
+      <w:proofErr w:type="spellEnd"/>
+      <w:r>
+        <w:rPr>
+          <w:rFonts w:ascii="Garamond" w:hAnsi="Garamond"/>
+          <w:smallCaps/>
+          <w:sz w:val="24"/>
+          <w:szCs w:val="24"/>
+        </w:rPr>
+        <w:t>/UNMSM -FLCH/202</w:t>
+      </w:r>
+      <w:r>
+        <w:rPr>
+          <w:rFonts w:ascii="Garamond" w:hAnsi="Garamond"/>
+          <w:smallCaps/>
+          <w:sz w:val="24"/>
+          <w:szCs w:val="24"/>
+        </w:rPr>
+        <w:t>6</w:t>
       </w:r>
     </w:p>
     <w:p>
@@ -177,6 +188,7 @@
         </w:rPr>
         <w:t xml:space="preserve">Servicio de dictado de clases virtuales y diseño de exámenes de </w:t>
       </w:r>
+      <w:proofErr w:type="spellStart"/>
       <w:r>
         <w:rPr>
           <w:rFonts w:ascii="Garamond" w:hAnsi="Garamond"/>
@@ -186,6 +198,7 @@
         </w:rPr>
         <w:t>Idioma_Docente</w:t>
       </w:r>
+      <w:proofErr w:type="spellEnd"/>
       <w:r>
         <w:rPr>
           <w:rFonts w:ascii="Garamond" w:hAnsi="Garamond"/>
@@ -426,6 +439,7 @@
                 <w:szCs w:val="24"/>
               </w:rPr>
             </w:pPr>
+            <w:proofErr w:type="spellStart"/>
             <w:r>
               <w:rPr>
                 <w:rFonts w:ascii="Garamond" w:hAnsi="Garamond"/>
@@ -434,6 +448,7 @@
               </w:rPr>
               <w:t>Nombre_Docente</w:t>
             </w:r>
+            <w:proofErr w:type="spellEnd"/>
           </w:p>
         </w:tc>
         <w:tc>
@@ -482,14 +497,6 @@
                 <w:sz w:val="24"/>
                 <w:szCs w:val="24"/>
               </w:rPr>
-              <w:t>-2025/DGI</w:t>
-            </w:r>
-            <w:r>
-              <w:rPr>
-                <w:rFonts w:ascii="Garamond" w:hAnsi="Garamond"/>
-                <w:sz w:val="24"/>
-                <w:szCs w:val="24"/>
-              </w:rPr>
               <w:t>-</w:t>
             </w:r>
             <w:r>
@@ -498,15 +505,7 @@
                 <w:sz w:val="24"/>
                 <w:szCs w:val="24"/>
               </w:rPr>
-              <w:t>CEID-D-FLCH</w:t>
-            </w:r>
-            <w:r>
-              <w:rPr>
-                <w:rFonts w:ascii="Garamond" w:hAnsi="Garamond"/>
-                <w:sz w:val="24"/>
-                <w:szCs w:val="24"/>
-              </w:rPr>
-              <w:t>/UNMSM</w:t>
+              <w:t>2026-DECEID-D-FLCH/UNMSM</w:t>
             </w:r>
           </w:p>
         </w:tc>
@@ -526,6 +525,7 @@
                 <w:szCs w:val="24"/>
               </w:rPr>
             </w:pPr>
+            <w:proofErr w:type="spellStart"/>
             <w:r>
               <w:rPr>
                 <w:rFonts w:ascii="Garamond" w:hAnsi="Garamond"/>
@@ -534,6 +534,7 @@
               </w:rPr>
               <w:t>Total_Primera</w:t>
             </w:r>
+            <w:proofErr w:type="spellEnd"/>
           </w:p>
         </w:tc>
         <w:tc>
@@ -549,6 +550,7 @@
                 <w:szCs w:val="24"/>
               </w:rPr>
             </w:pPr>
+            <w:proofErr w:type="spellStart"/>
             <w:r>
               <w:rPr>
                 <w:rFonts w:ascii="Garamond" w:hAnsi="Garamond"/>
@@ -557,6 +559,7 @@
               </w:rPr>
               <w:t>Monto_Total</w:t>
             </w:r>
+            <w:proofErr w:type="spellEnd"/>
           </w:p>
         </w:tc>
       </w:tr>
@@ -669,6 +672,7 @@
                 <w:szCs w:val="24"/>
               </w:rPr>
             </w:pPr>
+            <w:proofErr w:type="spellStart"/>
             <w:r>
               <w:rPr>
                 <w:rFonts w:ascii="Garamond" w:hAnsi="Garamond"/>
@@ -677,6 +681,7 @@
               </w:rPr>
               <w:t>Saldo_Restante</w:t>
             </w:r>
+            <w:proofErr w:type="spellEnd"/>
           </w:p>
         </w:tc>
       </w:tr>
@@ -800,8 +805,6 @@
           <w:szCs w:val="24"/>
         </w:rPr>
       </w:pPr>
-      <w:bookmarkStart w:id="0" w:name="_GoBack"/>
-      <w:bookmarkEnd w:id="0"/>
     </w:p>
     <w:sectPr>
       <w:headerReference w:type="default" r:id="rId6"/>
@@ -815,7 +818,7 @@
 </file>
 
 <file path=word/endnotes.xml><?xml version="1.0" encoding="utf-8"?>
-<w:endnotes xmlns:wpc="http://schemas.microsoft.com/office/word/2010/wordprocessingCanvas" xmlns:cx="http://schemas.microsoft.com/office/drawing/2014/chartex" xmlns:mc="http://schemas.openxmlformats.org/markup-compatibility/2006" xmlns:o="urn:schemas-microsoft-com:office:office" xmlns:r="http://schemas.openxmlformats.org/officeDocument/2006/relationships" xmlns:m="http://schemas.openxmlformats.org/officeDocument/2006/math" xmlns:v="urn:schemas-microsoft-com:vml" xmlns:wp14="http://schemas.microsoft.com/office/word/2010/wordprocessingDrawing" xmlns:wp="http://schemas.openxmlformats.org/drawingml/2006/wordprocessingDrawing" xmlns:w10="urn:schemas-microsoft-com:office:word" xmlns:w="http://schemas.openxmlformats.org/wordprocessingml/2006/main" xmlns:w14="http://schemas.microsoft.com/office/word/2010/wordml" xmlns:w15="http://schemas.microsoft.com/office/word/2012/wordml" xmlns:w16se="http://schemas.microsoft.com/office/word/2015/wordml/symex" xmlns:wpg="http://schemas.microsoft.com/office/word/2010/wordprocessingGroup" xmlns:wpi="http://schemas.microsoft.com/office/word/2010/wordprocessingInk" xmlns:wne="http://schemas.microsoft.com/office/word/2006/wordml" xmlns:wps="http://schemas.microsoft.com/office/word/2010/wordprocessingShape" mc:Ignorable="w14 w15 w16se wp14">
+<w:endnotes xmlns:wpc="http://schemas.microsoft.com/office/word/2010/wordprocessingCanvas" xmlns:cx="http://schemas.microsoft.com/office/drawing/2014/chartex" xmlns:cx1="http://schemas.microsoft.com/office/drawing/2015/9/8/chartex" xmlns:cx2="http://schemas.microsoft.com/office/drawing/2015/10/21/chartex" xmlns:cx3="http://schemas.microsoft.com/office/drawing/2016/5/9/chartex" xmlns:cx4="http://schemas.microsoft.com/office/drawing/2016/5/10/chartex" xmlns:cx5="http://schemas.microsoft.com/office/drawing/2016/5/11/chartex" xmlns:cx6="http://schemas.microsoft.com/office/drawing/2016/5/12/chartex" xmlns:cx7="http://schemas.microsoft.com/office/drawing/2016/5/13/chartex" xmlns:cx8="http://schemas.microsoft.com/office/drawing/2016/5/14/chartex" xmlns:mc="http://schemas.openxmlformats.org/markup-compatibility/2006" xmlns:aink="http://schemas.microsoft.com/office/drawing/2016/ink" xmlns:am3d="http://schemas.microsoft.com/office/drawing/2017/model3d" xmlns:o="urn:schemas-microsoft-com:office:office" xmlns:oel="http://schemas.microsoft.com/office/2019/extlst" xmlns:r="http://schemas.openxmlformats.org/officeDocument/2006/relationships" xmlns:m="http://schemas.openxmlformats.org/officeDocument/2006/math" xmlns:v="urn:schemas-microsoft-com:vml" xmlns:wp14="http://schemas.microsoft.com/office/word/2010/wordprocessingDrawing" xmlns:wp="http://schemas.openxmlformats.org/drawingml/2006/wordprocessingDrawing" xmlns:w10="urn:schemas-microsoft-com:office:word" xmlns:w="http://schemas.openxmlformats.org/wordprocessingml/2006/main" xmlns:w14="http://schemas.microsoft.com/office/word/2010/wordml" xmlns:w15="http://schemas.microsoft.com/office/word/2012/wordml" xmlns:w16cex="http://schemas.microsoft.com/office/word/2018/wordml/cex" xmlns:w16cid="http://schemas.microsoft.com/office/word/2016/wordml/cid" xmlns:w16="http://schemas.microsoft.com/office/word/2018/wordml" xmlns:w16du="http://schemas.microsoft.com/office/word/2023/wordml/word16du" xmlns:w16sdtdh="http://schemas.microsoft.com/office/word/2020/wordml/sdtdatahash" xmlns:w16sdtfl="http://schemas.microsoft.com/office/word/2024/wordml/sdtformatlock" xmlns:w16se="http://schemas.microsoft.com/office/word/2015/wordml/symex" xmlns:wpg="http://schemas.microsoft.com/office/word/2010/wordprocessingGroup" xmlns:wpi="http://schemas.microsoft.com/office/word/2010/wordprocessingInk" xmlns:wne="http://schemas.microsoft.com/office/word/2006/wordml" xmlns:wps="http://schemas.microsoft.com/office/word/2010/wordprocessingShape" mc:Ignorable="w14 w15 w16se w16cid w16 w16cex w16sdtdh w16sdtfl w16du wp14">
   <w:endnote w:type="separator" w:id="-1">
     <w:p>
       <w:pPr>
@@ -840,7 +843,7 @@
 </file>
 
 <file path=word/footnotes.xml><?xml version="1.0" encoding="utf-8"?>
-<w:footnotes xmlns:wpc="http://schemas.microsoft.com/office/word/2010/wordprocessingCanvas" xmlns:cx="http://schemas.microsoft.com/office/drawing/2014/chartex" xmlns:mc="http://schemas.openxmlformats.org/markup-compatibility/2006" xmlns:o="urn:schemas-microsoft-com:office:office" xmlns:r="http://schemas.openxmlformats.org/officeDocument/2006/relationships" xmlns:m="http://schemas.openxmlformats.org/officeDocument/2006/math" xmlns:v="urn:schemas-microsoft-com:vml" xmlns:wp14="http://schemas.microsoft.com/office/word/2010/wordprocessingDrawing" xmlns:wp="http://schemas.openxmlformats.org/drawingml/2006/wordprocessingDrawing" xmlns:w10="urn:schemas-microsoft-com:office:word" xmlns:w="http://schemas.openxmlformats.org/wordprocessingml/2006/main" xmlns:w14="http://schemas.microsoft.com/office/word/2010/wordml" xmlns:w15="http://schemas.microsoft.com/office/word/2012/wordml" xmlns:w16se="http://schemas.microsoft.com/office/word/2015/wordml/symex" xmlns:wpg="http://schemas.microsoft.com/office/word/2010/wordprocessingGroup" xmlns:wpi="http://schemas.microsoft.com/office/word/2010/wordprocessingInk" xmlns:wne="http://schemas.microsoft.com/office/word/2006/wordml" xmlns:wps="http://schemas.microsoft.com/office/word/2010/wordprocessingShape" mc:Ignorable="w14 w15 w16se wp14">
+<w:footnotes xmlns:wpc="http://schemas.microsoft.com/office/word/2010/wordprocessingCanvas" xmlns:cx="http://schemas.microsoft.com/office/drawing/2014/chartex" xmlns:cx1="http://schemas.microsoft.com/office/drawing/2015/9/8/chartex" xmlns:cx2="http://schemas.microsoft.com/office/drawing/2015/10/21/chartex" xmlns:cx3="http://schemas.microsoft.com/office/drawing/2016/5/9/chartex" xmlns:cx4="http://schemas.microsoft.com/office/drawing/2016/5/10/chartex" xmlns:cx5="http://schemas.microsoft.com/office/drawing/2016/5/11/chartex" xmlns:cx6="http://schemas.microsoft.com/office/drawing/2016/5/12/chartex" xmlns:cx7="http://schemas.microsoft.com/office/drawing/2016/5/13/chartex" xmlns:cx8="http://schemas.microsoft.com/office/drawing/2016/5/14/chartex" xmlns:mc="http://schemas.openxmlformats.org/markup-compatibility/2006" xmlns:aink="http://schemas.microsoft.com/office/drawing/2016/ink" xmlns:am3d="http://schemas.microsoft.com/office/drawing/2017/model3d" xmlns:o="urn:schemas-microsoft-com:office:office" xmlns:oel="http://schemas.microsoft.com/office/2019/extlst" xmlns:r="http://schemas.openxmlformats.org/officeDocument/2006/relationships" xmlns:m="http://schemas.openxmlformats.org/officeDocument/2006/math" xmlns:v="urn:schemas-microsoft-com:vml" xmlns:wp14="http://schemas.microsoft.com/office/word/2010/wordprocessingDrawing" xmlns:wp="http://schemas.openxmlformats.org/drawingml/2006/wordprocessingDrawing" xmlns:w10="urn:schemas-microsoft-com:office:word" xmlns:w="http://schemas.openxmlformats.org/wordprocessingml/2006/main" xmlns:w14="http://schemas.microsoft.com/office/word/2010/wordml" xmlns:w15="http://schemas.microsoft.com/office/word/2012/wordml" xmlns:w16cex="http://schemas.microsoft.com/office/word/2018/wordml/cex" xmlns:w16cid="http://schemas.microsoft.com/office/word/2016/wordml/cid" xmlns:w16="http://schemas.microsoft.com/office/word/2018/wordml" xmlns:w16du="http://schemas.microsoft.com/office/word/2023/wordml/word16du" xmlns:w16sdtdh="http://schemas.microsoft.com/office/word/2020/wordml/sdtdatahash" xmlns:w16sdtfl="http://schemas.microsoft.com/office/word/2024/wordml/sdtformatlock" xmlns:w16se="http://schemas.microsoft.com/office/word/2015/wordml/symex" xmlns:wpg="http://schemas.microsoft.com/office/word/2010/wordprocessingGroup" xmlns:wpi="http://schemas.microsoft.com/office/word/2010/wordprocessingInk" xmlns:wne="http://schemas.microsoft.com/office/word/2006/wordml" xmlns:wps="http://schemas.microsoft.com/office/word/2010/wordprocessingShape" mc:Ignorable="w14 w15 w16se w16cid w16 w16cex w16sdtdh w16sdtfl w16du wp14">
   <w:footnote w:type="separator" w:id="-1">
     <w:p>
       <w:pPr>
@@ -865,7 +868,7 @@
 </file>
 
 <file path=word/header1.xml><?xml version="1.0" encoding="utf-8"?>
-<w:hdr xmlns:wpc="http://schemas.microsoft.com/office/word/2010/wordprocessingCanvas" xmlns:cx="http://schemas.microsoft.com/office/drawing/2014/chartex" xmlns:mc="http://schemas.openxmlformats.org/markup-compatibility/2006" xmlns:o="urn:schemas-microsoft-com:office:office" xmlns:r="http://schemas.openxmlformats.org/officeDocument/2006/relationships" xmlns:m="http://schemas.openxmlformats.org/officeDocument/2006/math" xmlns:v="urn:schemas-microsoft-com:vml" xmlns:wp14="http://schemas.microsoft.com/office/word/2010/wordprocessingDrawing" xmlns:wp="http://schemas.openxmlformats.org/drawingml/2006/wordprocessingDrawing" xmlns:w10="urn:schemas-microsoft-com:office:word" xmlns:w="http://schemas.openxmlformats.org/wordprocessingml/2006/main" xmlns:w14="http://schemas.microsoft.com/office/word/2010/wordml" xmlns:w15="http://schemas.microsoft.com/office/word/2012/wordml" xmlns:w16se="http://schemas.microsoft.com/office/word/2015/wordml/symex" xmlns:wpg="http://schemas.microsoft.com/office/word/2010/wordprocessingGroup" xmlns:wpi="http://schemas.microsoft.com/office/word/2010/wordprocessingInk" xmlns:wne="http://schemas.microsoft.com/office/word/2006/wordml" xmlns:wps="http://schemas.microsoft.com/office/word/2010/wordprocessingShape" mc:Ignorable="w14 w15 w16se wp14">
+<w:hdr xmlns:wpc="http://schemas.microsoft.com/office/word/2010/wordprocessingCanvas" xmlns:cx="http://schemas.microsoft.com/office/drawing/2014/chartex" xmlns:cx1="http://schemas.microsoft.com/office/drawing/2015/9/8/chartex" xmlns:cx2="http://schemas.microsoft.com/office/drawing/2015/10/21/chartex" xmlns:cx3="http://schemas.microsoft.com/office/drawing/2016/5/9/chartex" xmlns:cx4="http://schemas.microsoft.com/office/drawing/2016/5/10/chartex" xmlns:cx5="http://schemas.microsoft.com/office/drawing/2016/5/11/chartex" xmlns:cx6="http://schemas.microsoft.com/office/drawing/2016/5/12/chartex" xmlns:cx7="http://schemas.microsoft.com/office/drawing/2016/5/13/chartex" xmlns:cx8="http://schemas.microsoft.com/office/drawing/2016/5/14/chartex" xmlns:mc="http://schemas.openxmlformats.org/markup-compatibility/2006" xmlns:aink="http://schemas.microsoft.com/office/drawing/2016/ink" xmlns:am3d="http://schemas.microsoft.com/office/drawing/2017/model3d" xmlns:o="urn:schemas-microsoft-com:office:office" xmlns:oel="http://schemas.microsoft.com/office/2019/extlst" xmlns:r="http://schemas.openxmlformats.org/officeDocument/2006/relationships" xmlns:m="http://schemas.openxmlformats.org/officeDocument/2006/math" xmlns:v="urn:schemas-microsoft-com:vml" xmlns:wp14="http://schemas.microsoft.com/office/word/2010/wordprocessingDrawing" xmlns:wp="http://schemas.openxmlformats.org/drawingml/2006/wordprocessingDrawing" xmlns:w10="urn:schemas-microsoft-com:office:word" xmlns:w="http://schemas.openxmlformats.org/wordprocessingml/2006/main" xmlns:w14="http://schemas.microsoft.com/office/word/2010/wordml" xmlns:w15="http://schemas.microsoft.com/office/word/2012/wordml" xmlns:w16cex="http://schemas.microsoft.com/office/word/2018/wordml/cex" xmlns:w16cid="http://schemas.microsoft.com/office/word/2016/wordml/cid" xmlns:w16="http://schemas.microsoft.com/office/word/2018/wordml" xmlns:w16du="http://schemas.microsoft.com/office/word/2023/wordml/word16du" xmlns:w16sdtdh="http://schemas.microsoft.com/office/word/2020/wordml/sdtdatahash" xmlns:w16sdtfl="http://schemas.microsoft.com/office/word/2024/wordml/sdtformatlock" xmlns:w16se="http://schemas.microsoft.com/office/word/2015/wordml/symex" xmlns:wpg="http://schemas.microsoft.com/office/word/2010/wordprocessingGroup" xmlns:wpi="http://schemas.microsoft.com/office/word/2010/wordprocessingInk" xmlns:wne="http://schemas.microsoft.com/office/word/2006/wordml" xmlns:wps="http://schemas.microsoft.com/office/word/2010/wordprocessingShape" mc:Ignorable="w14 w15 w16se w16cid w16 w16cex w16sdtdh w16sdtfl w16du wp14">
   <w:p>
     <w:pPr>
       <w:pStyle w:val="Encabezado"/>
@@ -940,7 +943,7 @@
 </file>
 
 <file path=word/styles.xml><?xml version="1.0" encoding="utf-8"?>
-<w:styles xmlns:mc="http://schemas.openxmlformats.org/markup-compatibility/2006" xmlns:r="http://schemas.openxmlformats.org/officeDocument/2006/relationships" xmlns:w="http://schemas.openxmlformats.org/wordprocessingml/2006/main" xmlns:w14="http://schemas.microsoft.com/office/word/2010/wordml" xmlns:w15="http://schemas.microsoft.com/office/word/2012/wordml" xmlns:w16se="http://schemas.microsoft.com/office/word/2015/wordml/symex" mc:Ignorable="w14 w15 w16se">
+<w:styles xmlns:mc="http://schemas.openxmlformats.org/markup-compatibility/2006" xmlns:r="http://schemas.openxmlformats.org/officeDocument/2006/relationships" xmlns:w="http://schemas.openxmlformats.org/wordprocessingml/2006/main" xmlns:w14="http://schemas.microsoft.com/office/word/2010/wordml" xmlns:w15="http://schemas.microsoft.com/office/word/2012/wordml" xmlns:w16cex="http://schemas.microsoft.com/office/word/2018/wordml/cex" xmlns:w16cid="http://schemas.microsoft.com/office/word/2016/wordml/cid" xmlns:w16="http://schemas.microsoft.com/office/word/2018/wordml" xmlns:w16du="http://schemas.microsoft.com/office/word/2023/wordml/word16du" xmlns:w16sdtdh="http://schemas.microsoft.com/office/word/2020/wordml/sdtdatahash" xmlns:w16sdtfl="http://schemas.microsoft.com/office/word/2024/wordml/sdtformatlock" xmlns:w16se="http://schemas.microsoft.com/office/word/2015/wordml/symex" mc:Ignorable="w14 w15 w16se w16cid w16 w16cex w16sdtdh w16sdtfl w16du">
   <w:docDefaults>
     <w:rPrDefault>
       <w:rPr>
@@ -956,7 +959,7 @@
       </w:pPr>
     </w:pPrDefault>
   </w:docDefaults>
-  <w:latentStyles w:defLockedState="0" w:defUIPriority="99" w:defSemiHidden="0" w:defUnhideWhenUsed="0" w:defQFormat="0" w:count="371">
+  <w:latentStyles w:defLockedState="0" w:defUIPriority="99" w:defSemiHidden="0" w:defUnhideWhenUsed="0" w:defQFormat="0" w:count="376">
     <w:lsdException w:name="Normal" w:uiPriority="0" w:qFormat="1"/>
     <w:lsdException w:name="heading 1" w:uiPriority="9" w:qFormat="1"/>
     <w:lsdException w:name="heading 2" w:semiHidden="1" w:uiPriority="9" w:unhideWhenUsed="1" w:qFormat="1"/>
@@ -1328,6 +1331,11 @@
     <w:lsdException w:name="List Table 5 Dark Accent 6" w:uiPriority="50"/>
     <w:lsdException w:name="List Table 6 Colorful Accent 6" w:uiPriority="51"/>
     <w:lsdException w:name="List Table 7 Colorful Accent 6" w:uiPriority="52"/>
+    <w:lsdException w:name="Mention" w:semiHidden="1" w:unhideWhenUsed="1"/>
+    <w:lsdException w:name="Smart Hyperlink" w:semiHidden="1" w:unhideWhenUsed="1"/>
+    <w:lsdException w:name="Hashtag" w:semiHidden="1" w:unhideWhenUsed="1"/>
+    <w:lsdException w:name="Unresolved Mention" w:semiHidden="1" w:unhideWhenUsed="1"/>
+    <w:lsdException w:name="Smart Link" w:semiHidden="1" w:unhideWhenUsed="1"/>
   </w:latentStyles>
   <w:style w:type="paragraph" w:default="1" w:styleId="Normal">
     <w:name w:val="Normal"/>

--- a/Modelos_documentos/control_pagos_primera.docx
+++ b/Modelos_documentos/control_pagos_primera.docx
@@ -81,17 +81,15 @@
         </w:rPr>
         <w:t xml:space="preserve">º </w:t>
       </w:r>
-      <w:proofErr w:type="spellStart"/>
-      <w:r>
-        <w:rPr>
-          <w:rFonts w:ascii="Garamond" w:hAnsi="Garamond"/>
-          <w:smallCaps/>
-          <w:sz w:val="24"/>
-          <w:szCs w:val="24"/>
-        </w:rPr>
-        <w:t>Nro_contrato</w:t>
-      </w:r>
-      <w:proofErr w:type="spellEnd"/>
+      <w:r>
+        <w:rPr>
+          <w:rFonts w:ascii="Garamond" w:hAnsi="Garamond"/>
+          <w:smallCaps/>
+          <w:sz w:val="24"/>
+          <w:szCs w:val="24"/>
+        </w:rPr>
+        <w:t>numero_contrato</w:t>
+      </w:r>
       <w:r>
         <w:rPr>
           <w:rFonts w:ascii="Garamond" w:hAnsi="Garamond"/>
@@ -188,7 +186,6 @@
         </w:rPr>
         <w:t xml:space="preserve">Servicio de dictado de clases virtuales y diseño de exámenes de </w:t>
       </w:r>
-      <w:proofErr w:type="spellStart"/>
       <w:r>
         <w:rPr>
           <w:rFonts w:ascii="Garamond" w:hAnsi="Garamond"/>
@@ -198,7 +195,6 @@
         </w:rPr>
         <w:t>Idioma_Docente</w:t>
       </w:r>
-      <w:proofErr w:type="spellEnd"/>
       <w:r>
         <w:rPr>
           <w:rFonts w:ascii="Garamond" w:hAnsi="Garamond"/>
@@ -439,7 +435,6 @@
                 <w:szCs w:val="24"/>
               </w:rPr>
             </w:pPr>
-            <w:proofErr w:type="spellStart"/>
             <w:r>
               <w:rPr>
                 <w:rFonts w:ascii="Garamond" w:hAnsi="Garamond"/>
@@ -448,7 +443,6 @@
               </w:rPr>
               <w:t>Nombre_Docente</w:t>
             </w:r>
-            <w:proofErr w:type="spellEnd"/>
           </w:p>
         </w:tc>
         <w:tc>
@@ -525,7 +519,6 @@
                 <w:szCs w:val="24"/>
               </w:rPr>
             </w:pPr>
-            <w:proofErr w:type="spellStart"/>
             <w:r>
               <w:rPr>
                 <w:rFonts w:ascii="Garamond" w:hAnsi="Garamond"/>
@@ -534,7 +527,6 @@
               </w:rPr>
               <w:t>Total_Primera</w:t>
             </w:r>
-            <w:proofErr w:type="spellEnd"/>
           </w:p>
         </w:tc>
         <w:tc>
@@ -550,7 +542,6 @@
                 <w:szCs w:val="24"/>
               </w:rPr>
             </w:pPr>
-            <w:proofErr w:type="spellStart"/>
             <w:r>
               <w:rPr>
                 <w:rFonts w:ascii="Garamond" w:hAnsi="Garamond"/>
@@ -559,7 +550,6 @@
               </w:rPr>
               <w:t>Monto_Total</w:t>
             </w:r>
-            <w:proofErr w:type="spellEnd"/>
           </w:p>
         </w:tc>
       </w:tr>
@@ -672,7 +662,6 @@
                 <w:szCs w:val="24"/>
               </w:rPr>
             </w:pPr>
-            <w:proofErr w:type="spellStart"/>
             <w:r>
               <w:rPr>
                 <w:rFonts w:ascii="Garamond" w:hAnsi="Garamond"/>
@@ -681,7 +670,6 @@
               </w:rPr>
               <w:t>Saldo_Restante</w:t>
             </w:r>
-            <w:proofErr w:type="spellEnd"/>
           </w:p>
         </w:tc>
       </w:tr>
